--- a/KHBD_Tin_học/Lớp_8/Tuần_20/KHBD_Tin_hoc_Lớp_8_Tiet19_On_tap_va_luyen_tap.docx
+++ b/KHBD_Tin_học/Lớp_8/Tuần_20/KHBD_Tin_hoc_Lớp_8_Tiet19_On_tap_va_luyen_tap.docx
@@ -360,12 +360,12 @@
       </w:pPr>
       <w:r>
         <w:rPr>
-          <w:rFonts w:ascii="Times New Roman" w:hAnsi="Times New Roman" w:eastAsia="Times New Roman"/>
+          <w:rFonts w:ascii="Times New Roman" w:hAnsi="Times New Roman" w:eastAsia="Times New Roman" w:cs="Times New Roman"/>
           <w:b w:val="0"/>
           <w:i w:val="0"/>
           <w:sz w:val="26"/>
         </w:rPr>
-        <w:t>- Miền I. Khai thác dữ liệu và thông tin (thành tố 1.1. Duyệt, tìm kiếm và lọc dữ liệu, thông tin và nội dung số – Bậc 2): Khai thác thông tin số, dữ liệu đa phương tiện an toàn phục vụ bài học. (Đạt được thông qua Hoạt động 2)</w:t>
+        <w:t>- Miền V. Giải quyết vấn đề (thành tố 5.4. Xác định các vấn đề cần cải thiện về NLS – Bậc 4): Thảo luận về lĩnh vực NLS của bản thân cần được cải thiện hoặc cập nhật,; Chỉ ra được cách hỗ trợ người khác phát triển NLS của họ. (Đạt được thông qua Hoạt động 2, Hoạt động 3).</w:t>
       </w:r>
     </w:p>
     <w:p>
@@ -376,12 +376,12 @@
       </w:pPr>
       <w:r>
         <w:rPr>
-          <w:rFonts w:ascii="Times New Roman" w:hAnsi="Times New Roman" w:eastAsia="Times New Roman"/>
+          <w:rFonts w:ascii="Times New Roman" w:hAnsi="Times New Roman" w:eastAsia="Times New Roman" w:cs="Times New Roman"/>
           <w:b w:val="0"/>
           <w:i w:val="0"/>
           <w:sz w:val="26"/>
         </w:rPr>
-        <w:t>- Miền IV. An toàn (thành tố 4.1. Bảo vệ thiết bị – Bậc 2): Tuân thủ quy tắc an toàn về điện, bảo vệ mắt và giữ vệ sinh thiết bị phòng máy. (Đạt được thông qua Hoạt động 3, Hoạt động 4)</w:t>
+        <w:t>- Miền I. Khai thác dữ liệu và thông tin (thành tố 1.2. Đánh giá dữ liệu, thông tin và nội dung số – Bậc 4): Thực hiện phân tích, so sánh và đánh giá được các nguồn dữ liệu, thông tin và nội dung số; Thực hiện phân tích, diễn giải và đánh giá được dữ liệu, thông tin và nội dung số. (Đạt được thông qua Hoạt động 2, Hoạt động 3).</w:t>
       </w:r>
     </w:p>
     <w:p>

--- a/KHBD_Tin_học/Lớp_8/Tuần_20/KHBD_Tin_hoc_Lớp_8_Tiet19_On_tap_va_luyen_tap.docx
+++ b/KHBD_Tin_học/Lớp_8/Tuần_20/KHBD_Tin_hoc_Lớp_8_Tiet19_On_tap_va_luyen_tap.docx
@@ -16,17 +16,23 @@
         </w:tblBorders>
       </w:tblPr>
       <w:tblGrid>
-        <w:gridCol w:w="4796"/>
-        <w:gridCol w:w="4796"/>
+        <w:gridCol w:w="4875"/>
+        <w:gridCol w:w="4875"/>
       </w:tblGrid>
       <w:tr>
         <w:tc>
           <w:tcPr>
-            <w:tcW w:type="dxa" w:w="4796"/>
+            <w:tcW w:type="dxa" w:w="4875"/>
+            <w:tcMar>
+              <w:top w:w="80" w:type="dxa"/>
+              <w:bottom w:w="80" w:type="dxa"/>
+              <w:left w:w="120" w:type="dxa"/>
+              <w:right w:w="120" w:type="dxa"/>
+            </w:tcMar>
           </w:tcPr>
           <w:p>
             <w:pPr>
-              <w:spacing w:line="276" w:lineRule="auto" w:after="40" w:before="0"/>
+              <w:spacing w:line="276" w:lineRule="auto" w:after="40"/>
               <w:jc w:val="left"/>
             </w:pPr>
             <w:r/>
@@ -37,28 +43,34 @@
                 <w:i w:val="0"/>
                 <w:sz w:val="26"/>
               </w:rPr>
-              <w:t>Trường: TH&amp;THCS UNIGO</w:t>
+              <w:t>Trường Tiểu học và THCS UNIGO</w:t>
             </w:r>
           </w:p>
         </w:tc>
         <w:tc>
           <w:tcPr>
-            <w:tcW w:type="dxa" w:w="4796"/>
+            <w:tcW w:type="dxa" w:w="4875"/>
+            <w:tcMar>
+              <w:top w:w="80" w:type="dxa"/>
+              <w:bottom w:w="80" w:type="dxa"/>
+              <w:left w:w="120" w:type="dxa"/>
+              <w:right w:w="120" w:type="dxa"/>
+            </w:tcMar>
           </w:tcPr>
           <w:p>
             <w:pPr>
-              <w:spacing w:line="276" w:lineRule="auto" w:after="40" w:before="0"/>
+              <w:spacing w:line="276" w:lineRule="auto" w:after="40"/>
               <w:jc w:val="left"/>
             </w:pPr>
             <w:r/>
             <w:r>
               <w:rPr>
                 <w:rFonts w:ascii="Times New Roman" w:hAnsi="Times New Roman" w:eastAsia="Times New Roman"/>
-                <w:b/>
-                <w:i w:val="0"/>
-                <w:sz w:val="26"/>
-              </w:rPr>
-              <w:t>Ngày soạn: 14/12/2026</w:t>
+                <w:b w:val="0"/>
+                <w:i w:val="0"/>
+                <w:sz w:val="26"/>
+              </w:rPr>
+              <w:t>Họ tên giáo viên: Đậu Đình Nguyên</w:t>
             </w:r>
           </w:p>
         </w:tc>
@@ -66,11 +78,17 @@
       <w:tr>
         <w:tc>
           <w:tcPr>
-            <w:tcW w:type="dxa" w:w="4796"/>
+            <w:tcW w:type="dxa" w:w="4875"/>
+            <w:tcMar>
+              <w:top w:w="80" w:type="dxa"/>
+              <w:bottom w:w="80" w:type="dxa"/>
+              <w:left w:w="120" w:type="dxa"/>
+              <w:right w:w="120" w:type="dxa"/>
+            </w:tcMar>
           </w:tcPr>
           <w:p>
             <w:pPr>
-              <w:spacing w:line="276" w:lineRule="auto" w:after="40" w:before="0"/>
+              <w:spacing w:line="276" w:lineRule="auto" w:after="40"/>
               <w:jc w:val="left"/>
             </w:pPr>
             <w:r/>
@@ -81,32 +99,23 @@
                 <w:i w:val="0"/>
                 <w:sz w:val="26"/>
               </w:rPr>
-              <w:t>GV: Đậu Đình Nguyên</w:t>
-            </w:r>
-          </w:p>
-          <w:p>
-            <w:pPr>
-              <w:spacing w:line="276" w:lineRule="auto" w:after="40" w:before="0"/>
-              <w:jc w:val="left"/>
-            </w:pPr>
-            <w:r>
-              <w:rPr>
-                <w:rFonts w:ascii="Times New Roman" w:hAnsi="Times New Roman" w:eastAsia="Times New Roman"/>
-                <w:b w:val="0"/>
-                <w:i w:val="0"/>
-                <w:sz w:val="26"/>
-              </w:rPr>
-              <w:t>Tổ: Tổ chuyên môn THCS</w:t>
+              <w:t>Tổ THCS</w:t>
             </w:r>
           </w:p>
         </w:tc>
         <w:tc>
           <w:tcPr>
-            <w:tcW w:type="dxa" w:w="4796"/>
+            <w:tcW w:type="dxa" w:w="4875"/>
+            <w:tcMar>
+              <w:top w:w="80" w:type="dxa"/>
+              <w:bottom w:w="80" w:type="dxa"/>
+              <w:left w:w="120" w:type="dxa"/>
+              <w:right w:w="120" w:type="dxa"/>
+            </w:tcMar>
           </w:tcPr>
           <w:p>
             <w:pPr>
-              <w:spacing w:line="276" w:lineRule="auto" w:after="40" w:before="0"/>
+              <w:spacing w:line="276" w:lineRule="auto" w:after="40"/>
               <w:jc w:val="left"/>
             </w:pPr>
             <w:r/>
@@ -117,22 +126,37 @@
                 <w:i w:val="0"/>
                 <w:sz w:val="26"/>
               </w:rPr>
-              <w:t>Ngày dạy: 16/12/2026</w:t>
-            </w:r>
-          </w:p>
-          <w:p>
-            <w:pPr>
-              <w:spacing w:line="276" w:lineRule="auto" w:after="40" w:before="0"/>
-              <w:jc w:val="left"/>
-            </w:pPr>
-            <w:r>
-              <w:rPr>
-                <w:rFonts w:ascii="Times New Roman" w:hAnsi="Times New Roman" w:eastAsia="Times New Roman"/>
-                <w:b w:val="0"/>
-                <w:i w:val="0"/>
-                <w:sz w:val="26"/>
-              </w:rPr>
-              <w:t>Lớp: Lớp 8</w:t>
+              <w:t>Ngày soạn: 12/12/2026</w:t>
+            </w:r>
+          </w:p>
+          <w:p>
+            <w:pPr>
+              <w:spacing w:line="276" w:lineRule="auto" w:after="40"/>
+              <w:jc w:val="left"/>
+            </w:pPr>
+            <w:r>
+              <w:rPr>
+                <w:rFonts w:ascii="Times New Roman" w:hAnsi="Times New Roman" w:eastAsia="Times New Roman"/>
+                <w:b w:val="0"/>
+                <w:i w:val="0"/>
+                <w:sz w:val="26"/>
+              </w:rPr>
+              <w:t>Ngày dạy: 18/12/2026</w:t>
+            </w:r>
+          </w:p>
+          <w:p>
+            <w:pPr>
+              <w:spacing w:line="276" w:lineRule="auto" w:after="40"/>
+              <w:jc w:val="left"/>
+            </w:pPr>
+            <w:r>
+              <w:rPr>
+                <w:rFonts w:ascii="Times New Roman" w:hAnsi="Times New Roman" w:eastAsia="Times New Roman"/>
+                <w:b w:val="0"/>
+                <w:i w:val="0"/>
+                <w:sz w:val="26"/>
+              </w:rPr>
+              <w:t>Lớp: 8A1</w:t>
             </w:r>
           </w:p>
         </w:tc>
@@ -163,8 +187,53 @@
     <w:p>
       <w:pPr>
         <w:spacing w:line="276" w:lineRule="auto" w:after="60" w:before="0"/>
+        <w:jc w:val="center"/>
+      </w:pPr>
+      <w:r>
+        <w:rPr>
+          <w:rFonts w:ascii="Times New Roman" w:hAnsi="Times New Roman" w:eastAsia="Times New Roman"/>
+          <w:b/>
+          <w:i/>
+          <w:sz w:val="26"/>
+        </w:rPr>
+        <w:t>Môn học: Tin học</w:t>
+      </w:r>
+    </w:p>
+    <w:p>
+      <w:pPr>
+        <w:spacing w:line="276" w:lineRule="auto" w:after="60" w:before="0"/>
+        <w:jc w:val="center"/>
+      </w:pPr>
+      <w:r>
+        <w:rPr>
+          <w:rFonts w:ascii="Times New Roman" w:hAnsi="Times New Roman" w:eastAsia="Times New Roman"/>
+          <w:b/>
+          <w:i/>
+          <w:sz w:val="26"/>
+        </w:rPr>
+        <w:t>Thời lượng: 1 tiết (45 phút)</w:t>
+      </w:r>
+    </w:p>
+    <w:p>
+      <w:pPr>
+        <w:spacing w:line="276" w:lineRule="auto" w:after="60" w:before="0"/>
+        <w:jc w:val="center"/>
+      </w:pPr>
+      <w:r>
+        <w:rPr>
+          <w:rFonts w:ascii="Times New Roman" w:hAnsi="Times New Roman" w:eastAsia="Times New Roman"/>
+          <w:b/>
+          <w:i w:val="0"/>
+          <w:sz w:val="26"/>
+        </w:rPr>
+        <w:t>Tiết theo PPCT: 19</w:t>
+      </w:r>
+    </w:p>
+    <w:p>
+      <w:pPr>
+        <w:spacing w:line="276" w:lineRule="auto" w:after="60" w:before="0"/>
         <w:ind w:firstLine="0"/>
-        <w:jc w:val="center"/>
+        <w:jc w:val="both"/>
       </w:pPr>
       <w:r>
         <w:rPr>
@@ -173,14 +242,14 @@
           <w:i w:val="0"/>
           <w:sz w:val="26"/>
         </w:rPr>
-        <w:t>Môn học: Tin học     Lớp: Lớp 8     Thời lượng: 1 tiết (45 phút)</w:t>
-      </w:r>
-    </w:p>
-    <w:p>
-      <w:pPr>
-        <w:spacing w:line="276" w:lineRule="auto" w:after="60" w:before="0"/>
-        <w:ind w:firstLine="0"/>
-        <w:jc w:val="center"/>
+        <w:t>I. Mục tiêu</w:t>
+      </w:r>
+    </w:p>
+    <w:p>
+      <w:pPr>
+        <w:spacing w:line="276" w:lineRule="auto" w:after="60" w:before="0"/>
+        <w:ind w:firstLine="284"/>
+        <w:jc w:val="both"/>
       </w:pPr>
       <w:r>
         <w:rPr>
@@ -189,14 +258,30 @@
           <w:i w:val="0"/>
           <w:sz w:val="26"/>
         </w:rPr>
-        <w:t>Tiết theo PPCT: 19</w:t>
-      </w:r>
-    </w:p>
-    <w:p>
-      <w:pPr>
-        <w:spacing w:line="276" w:lineRule="auto" w:after="60" w:before="0"/>
-        <w:ind w:firstLine="0"/>
-        <w:jc w:val="center"/>
+        <w:t>1. Kiến thức:</w:t>
+      </w:r>
+    </w:p>
+    <w:p>
+      <w:pPr>
+        <w:spacing w:line="276" w:lineRule="auto" w:after="60" w:before="0"/>
+        <w:ind w:firstLine="0" w:left="850"/>
+        <w:jc w:val="both"/>
+      </w:pPr>
+      <w:r>
+        <w:rPr>
+          <w:rFonts w:ascii="Times New Roman" w:hAnsi="Times New Roman" w:eastAsia="Times New Roman"/>
+          <w:b w:val="0"/>
+          <w:i w:val="0"/>
+          <w:sz w:val="26"/>
+        </w:rPr>
+        <w:t>- Ôn tập, luyện tập bổ sung kiến thức và kỹ năng.</w:t>
+      </w:r>
+    </w:p>
+    <w:p>
+      <w:pPr>
+        <w:spacing w:line="276" w:lineRule="auto" w:after="60" w:before="0"/>
+        <w:ind w:firstLine="284"/>
+        <w:jc w:val="both"/>
       </w:pPr>
       <w:r>
         <w:rPr>
@@ -205,13 +290,13 @@
           <w:i w:val="0"/>
           <w:sz w:val="26"/>
         </w:rPr>
-        <w:t>Tên tiết: Ôn tập và luyện tập</w:t>
-      </w:r>
-    </w:p>
-    <w:p>
-      <w:pPr>
-        <w:spacing w:line="276" w:lineRule="auto" w:after="60" w:before="0"/>
-        <w:ind w:firstLine="0"/>
+        <w:t>2. Năng lực:</w:t>
+      </w:r>
+    </w:p>
+    <w:p>
+      <w:pPr>
+        <w:spacing w:line="276" w:lineRule="auto" w:after="60" w:before="0"/>
+        <w:ind w:firstLine="567"/>
         <w:jc w:val="both"/>
       </w:pPr>
       <w:r>
@@ -221,7 +306,151 @@
           <w:i w:val="0"/>
           <w:sz w:val="26"/>
         </w:rPr>
-        <w:t>I. Mục tiêu</w:t>
+        <w:t>2.1. Năng lực đặc thù (Tin học):</w:t>
+      </w:r>
+    </w:p>
+    <w:p>
+      <w:pPr>
+        <w:spacing w:line="276" w:lineRule="auto" w:after="60" w:before="0"/>
+        <w:ind w:firstLine="0" w:left="850"/>
+        <w:jc w:val="both"/>
+      </w:pPr>
+      <w:r>
+        <w:rPr>
+          <w:rFonts w:ascii="Times New Roman" w:hAnsi="Times New Roman" w:eastAsia="Times New Roman"/>
+          <w:b w:val="0"/>
+          <w:i w:val="0"/>
+          <w:sz w:val="26"/>
+        </w:rPr>
+        <w:t>- NLa (Sử dụng và quản lí các phương tiện ICT): Thao tác đúng quy trình các công cụ, phần mềm trong bài Ôn tập và luyện tập. (Đạt được thông qua Hoạt động 2)</w:t>
+      </w:r>
+    </w:p>
+    <w:p>
+      <w:pPr>
+        <w:spacing w:line="276" w:lineRule="auto" w:after="60" w:before="0"/>
+        <w:ind w:firstLine="0" w:left="850"/>
+        <w:jc w:val="both"/>
+      </w:pPr>
+      <w:r>
+        <w:rPr>
+          <w:rFonts w:ascii="Times New Roman" w:hAnsi="Times New Roman" w:eastAsia="Times New Roman"/>
+          <w:b w:val="0"/>
+          <w:i w:val="0"/>
+          <w:sz w:val="26"/>
+        </w:rPr>
+        <w:t>- NLc (Giải quyết vấn đề với sự hỗ trợ của ICT): Hoàn thành nhiệm vụ thực hành và xử lý tình huống thực tế. (Đạt được thông qua Hoạt động 3)</w:t>
+      </w:r>
+    </w:p>
+    <w:p>
+      <w:pPr>
+        <w:spacing w:line="276" w:lineRule="auto" w:after="60" w:before="0"/>
+        <w:ind w:firstLine="567"/>
+        <w:jc w:val="both"/>
+      </w:pPr>
+      <w:r>
+        <w:rPr>
+          <w:rFonts w:ascii="Times New Roman" w:hAnsi="Times New Roman" w:eastAsia="Times New Roman"/>
+          <w:b/>
+          <w:i w:val="0"/>
+          <w:sz w:val="26"/>
+        </w:rPr>
+        <w:t>2.2. Năng lực số (Thông tư 02/2025 – CV 3456):</w:t>
+      </w:r>
+    </w:p>
+    <w:p>
+      <w:pPr>
+        <w:spacing w:line="276" w:lineRule="auto" w:after="60" w:before="0"/>
+        <w:ind w:firstLine="0" w:left="850"/>
+        <w:jc w:val="both"/>
+      </w:pPr>
+      <w:r>
+        <w:rPr>
+          <w:rFonts w:ascii="Times New Roman" w:hAnsi="Times New Roman" w:eastAsia="Times New Roman"/>
+          <w:b w:val="0"/>
+          <w:i w:val="0"/>
+          <w:sz w:val="26"/>
+        </w:rPr>
+        <w:t>- Miền I. Khai thác dữ liệu và thông tin (thành tố 1.1. Duyệt, tìm kiếm và lọc dữ liệu, thông tin và nội dung số – Bậc 4): Khai thác thông tin số phục vụ bài học. (Đạt được thông qua Hoạt động 2)</w:t>
+      </w:r>
+    </w:p>
+    <w:p>
+      <w:pPr>
+        <w:spacing w:line="276" w:lineRule="auto" w:after="60" w:before="0"/>
+        <w:ind w:firstLine="0" w:left="850"/>
+        <w:jc w:val="both"/>
+      </w:pPr>
+      <w:r>
+        <w:rPr>
+          <w:rFonts w:ascii="Times New Roman" w:hAnsi="Times New Roman" w:eastAsia="Times New Roman"/>
+          <w:b w:val="0"/>
+          <w:i w:val="0"/>
+          <w:sz w:val="26"/>
+        </w:rPr>
+        <w:t>- Miền IV. An toàn (thành tố 4.1. Bảo vệ thiết bị và nội dung số – Bậc 4): Tuân thủ quy tắc an toàn thiết bị và bảo vệ dữ liệu. (Đạt được thông qua Hoạt động 3, Hoạt động 4)</w:t>
+      </w:r>
+    </w:p>
+    <w:p>
+      <w:pPr>
+        <w:spacing w:line="276" w:lineRule="auto" w:after="60" w:before="0"/>
+        <w:ind w:firstLine="567"/>
+        <w:jc w:val="both"/>
+      </w:pPr>
+      <w:r>
+        <w:rPr>
+          <w:rFonts w:ascii="Times New Roman" w:hAnsi="Times New Roman" w:eastAsia="Times New Roman"/>
+          <w:b/>
+          <w:i w:val="0"/>
+          <w:sz w:val="26"/>
+        </w:rPr>
+        <w:t>2.3. Năng lực chung:</w:t>
+      </w:r>
+    </w:p>
+    <w:p>
+      <w:pPr>
+        <w:spacing w:line="276" w:lineRule="auto" w:after="60" w:before="0"/>
+        <w:ind w:firstLine="0" w:left="850"/>
+        <w:jc w:val="both"/>
+      </w:pPr>
+      <w:r>
+        <w:rPr>
+          <w:rFonts w:ascii="Times New Roman" w:hAnsi="Times New Roman" w:eastAsia="Times New Roman"/>
+          <w:b w:val="0"/>
+          <w:i w:val="0"/>
+          <w:sz w:val="26"/>
+        </w:rPr>
+        <w:t>- Tự chủ và tự học: Chủ động đọc tài liệu SGK, quan sát thao tác mẫu và tự thực hiện nhiệm vụ học tập. (Đạt được thông qua Hoạt động 1, Hoạt động 2)</w:t>
+      </w:r>
+    </w:p>
+    <w:p>
+      <w:pPr>
+        <w:spacing w:line="276" w:lineRule="auto" w:after="60" w:before="0"/>
+        <w:ind w:firstLine="0" w:left="850"/>
+        <w:jc w:val="both"/>
+      </w:pPr>
+      <w:r>
+        <w:rPr>
+          <w:rFonts w:ascii="Times New Roman" w:hAnsi="Times New Roman" w:eastAsia="Times New Roman"/>
+          <w:b w:val="0"/>
+          <w:i w:val="0"/>
+          <w:sz w:val="26"/>
+        </w:rPr>
+        <w:t>- Giao tiếp và hợp tác: Thảo luận nhóm hiệu quả, chia sẻ và hỗ trợ bạn trong giờ thực hành. (Đạt được thông qua Hoạt động 2, Hoạt động 3)</w:t>
+      </w:r>
+    </w:p>
+    <w:p>
+      <w:pPr>
+        <w:spacing w:line="276" w:lineRule="auto" w:after="60" w:before="0"/>
+        <w:ind w:firstLine="0" w:left="850"/>
+        <w:jc w:val="both"/>
+      </w:pPr>
+      <w:r>
+        <w:rPr>
+          <w:rFonts w:ascii="Times New Roman" w:hAnsi="Times New Roman" w:eastAsia="Times New Roman"/>
+          <w:b w:val="0"/>
+          <w:i w:val="0"/>
+          <w:sz w:val="26"/>
+        </w:rPr>
+        <w:t>- Giải quyết vấn đề và sáng tạo: Phát hiện và sửa lỗi trong quá trình thực hành, đề xuất ý tưởng ứng dụng mới. (Đạt được thông qua Hoạt động 4)</w:t>
       </w:r>
     </w:p>
     <w:p>
@@ -237,7 +466,7 @@
           <w:i w:val="0"/>
           <w:sz w:val="26"/>
         </w:rPr>
-        <w:t>1. Kiến thức:</w:t>
+        <w:t>3. Phẩm chất:</w:t>
       </w:r>
     </w:p>
     <w:p>
@@ -253,7 +482,7 @@
           <w:i w:val="0"/>
           <w:sz w:val="26"/>
         </w:rPr>
-        <w:t>- Sự hiểu biết về nội dung: Ôn tập, luyện tập bổ sung kiến thức và kỹ năng..</w:t>
+        <w:t>- Chăm chỉ: Tích cực tham gia hoạt động tìm hiểu và hoàn thành bài tập thực hành. (Thông qua Hoạt động 1, Hoạt động 2)</w:t>
       </w:r>
     </w:p>
     <w:p>
@@ -269,39 +498,7 @@
           <w:i w:val="0"/>
           <w:sz w:val="26"/>
         </w:rPr>
-        <w:t>- Khả năng nhận diện và vận dụng kiến thức bài học để thực hành thao tác trên máy tính/thiết bị số.</w:t>
-      </w:r>
-    </w:p>
-    <w:p>
-      <w:pPr>
-        <w:spacing w:line="276" w:lineRule="auto" w:after="60" w:before="0"/>
-        <w:ind w:firstLine="284"/>
-        <w:jc w:val="both"/>
-      </w:pPr>
-      <w:r>
-        <w:rPr>
-          <w:rFonts w:ascii="Times New Roman" w:hAnsi="Times New Roman" w:eastAsia="Times New Roman"/>
-          <w:b/>
-          <w:i w:val="0"/>
-          <w:sz w:val="26"/>
-        </w:rPr>
-        <w:t>2. Năng lực:</w:t>
-      </w:r>
-    </w:p>
-    <w:p>
-      <w:pPr>
-        <w:spacing w:line="276" w:lineRule="auto" w:after="60" w:before="0"/>
-        <w:ind w:firstLine="567"/>
-        <w:jc w:val="both"/>
-      </w:pPr>
-      <w:r>
-        <w:rPr>
-          <w:rFonts w:ascii="Times New Roman" w:hAnsi="Times New Roman" w:eastAsia="Times New Roman"/>
-          <w:b/>
-          <w:i w:val="0"/>
-          <w:sz w:val="26"/>
-        </w:rPr>
-        <w:t>2.1. Năng lực đặc thù (Tin học):</w:t>
+        <w:t>- Trung thực: Đánh giá đúng kết quả học tập, tôn trọng sản phẩm của người khác. (Thông qua Hoạt động 3)</w:t>
       </w:r>
     </w:p>
     <w:p>
@@ -317,199 +514,7 @@
           <w:i w:val="0"/>
           <w:sz w:val="26"/>
         </w:rPr>
-        <w:t>- NLa (Sử dụng và quản lí các phương tiện ICT): Nhận diện, phân tích và thao tác đúng quy trình các công cụ, phần mềm trong bài Ôn tập và luyện tập. (Đạt được thông qua Hoạt động 2)</w:t>
-      </w:r>
-    </w:p>
-    <w:p>
-      <w:pPr>
-        <w:spacing w:line="276" w:lineRule="auto" w:after="60" w:before="0"/>
-        <w:ind w:firstLine="0" w:left="850"/>
-        <w:jc w:val="both"/>
-      </w:pPr>
-      <w:r>
-        <w:rPr>
-          <w:rFonts w:ascii="Times New Roman" w:hAnsi="Times New Roman" w:eastAsia="Times New Roman"/>
-          <w:b w:val="0"/>
-          <w:i w:val="0"/>
-          <w:sz w:val="26"/>
-        </w:rPr>
-        <w:t>- NLc (Giải quyết vấn đề với sự hỗ trợ của ICT): Vận dụng kiến thức, kỹ năng đã học để hoàn thành nhiệm vụ thực hành và xử lý tình huống thực tế. (Đạt được thông qua Hoạt động 3)</w:t>
-      </w:r>
-    </w:p>
-    <w:p>
-      <w:pPr>
-        <w:spacing w:line="276" w:lineRule="auto" w:after="60" w:before="0"/>
-        <w:ind w:firstLine="567"/>
-        <w:jc w:val="both"/>
-      </w:pPr>
-      <w:r>
-        <w:rPr>
-          <w:rFonts w:ascii="Times New Roman" w:hAnsi="Times New Roman" w:eastAsia="Times New Roman"/>
-          <w:b/>
-          <w:i w:val="0"/>
-          <w:sz w:val="26"/>
-        </w:rPr>
-        <w:t>2.2. Năng lực số (Thông tư 02/2025 – CV 3456):</w:t>
-      </w:r>
-    </w:p>
-    <w:p>
-      <w:pPr>
-        <w:spacing w:line="276" w:lineRule="auto" w:after="60" w:before="0"/>
-        <w:ind w:firstLine="0" w:left="850"/>
-        <w:jc w:val="both"/>
-      </w:pPr>
-      <w:r>
-        <w:rPr>
-          <w:rFonts w:ascii="Times New Roman" w:hAnsi="Times New Roman" w:eastAsia="Times New Roman" w:cs="Times New Roman"/>
-          <w:b w:val="0"/>
-          <w:i w:val="0"/>
-          <w:sz w:val="26"/>
-        </w:rPr>
-        <w:t>- Miền V. Giải quyết vấn đề (thành tố 5.4. Xác định các vấn đề cần cải thiện về NLS – Bậc 4): Thảo luận về lĩnh vực NLS của bản thân cần được cải thiện hoặc cập nhật,; Chỉ ra được cách hỗ trợ người khác phát triển NLS của họ. (Đạt được thông qua Hoạt động 2, Hoạt động 3).</w:t>
-      </w:r>
-    </w:p>
-    <w:p>
-      <w:pPr>
-        <w:spacing w:line="276" w:lineRule="auto" w:after="60" w:before="0"/>
-        <w:ind w:firstLine="0" w:left="850"/>
-        <w:jc w:val="both"/>
-      </w:pPr>
-      <w:r>
-        <w:rPr>
-          <w:rFonts w:ascii="Times New Roman" w:hAnsi="Times New Roman" w:eastAsia="Times New Roman" w:cs="Times New Roman"/>
-          <w:b w:val="0"/>
-          <w:i w:val="0"/>
-          <w:sz w:val="26"/>
-        </w:rPr>
-        <w:t>- Miền I. Khai thác dữ liệu và thông tin (thành tố 1.2. Đánh giá dữ liệu, thông tin và nội dung số – Bậc 4): Thực hiện phân tích, so sánh và đánh giá được các nguồn dữ liệu, thông tin và nội dung số; Thực hiện phân tích, diễn giải và đánh giá được dữ liệu, thông tin và nội dung số. (Đạt được thông qua Hoạt động 2, Hoạt động 3).</w:t>
-      </w:r>
-    </w:p>
-    <w:p>
-      <w:pPr>
-        <w:spacing w:line="276" w:lineRule="auto" w:after="60" w:before="0"/>
-        <w:ind w:firstLine="567"/>
-        <w:jc w:val="both"/>
-      </w:pPr>
-      <w:r>
-        <w:rPr>
-          <w:rFonts w:ascii="Times New Roman" w:hAnsi="Times New Roman" w:eastAsia="Times New Roman"/>
-          <w:b/>
-          <w:i w:val="0"/>
-          <w:sz w:val="26"/>
-        </w:rPr>
-        <w:t>2.3. Năng lực chung:</w:t>
-      </w:r>
-    </w:p>
-    <w:p>
-      <w:pPr>
-        <w:spacing w:line="276" w:lineRule="auto" w:after="60" w:before="0"/>
-        <w:ind w:firstLine="0" w:left="850"/>
-        <w:jc w:val="both"/>
-      </w:pPr>
-      <w:r>
-        <w:rPr>
-          <w:rFonts w:ascii="Times New Roman" w:hAnsi="Times New Roman" w:eastAsia="Times New Roman"/>
-          <w:b w:val="0"/>
-          <w:i w:val="0"/>
-          <w:sz w:val="26"/>
-        </w:rPr>
-        <w:t>- Tự chủ và tự học: Chủ động đọc tài liệu SGK, quan sát thao tác mẫu và tự thực hiện nhiệm vụ học tập. (Đạt được thông qua Hoạt động 1, Hoạt động 2)</w:t>
-      </w:r>
-    </w:p>
-    <w:p>
-      <w:pPr>
-        <w:spacing w:line="276" w:lineRule="auto" w:after="60" w:before="0"/>
-        <w:ind w:firstLine="0" w:left="850"/>
-        <w:jc w:val="both"/>
-      </w:pPr>
-      <w:r>
-        <w:rPr>
-          <w:rFonts w:ascii="Times New Roman" w:hAnsi="Times New Roman" w:eastAsia="Times New Roman"/>
-          <w:b w:val="0"/>
-          <w:i w:val="0"/>
-          <w:sz w:val="26"/>
-        </w:rPr>
-        <w:t>- Giao tiếp và hợp tác: Thảo luận nhóm hiệu quả, chia sẻ và hỗ trợ bạn trong giờ thực hành máy tính. (Đạt được thông qua Hoạt động 2, Hoạt động 3)</w:t>
-      </w:r>
-    </w:p>
-    <w:p>
-      <w:pPr>
-        <w:spacing w:line="276" w:lineRule="auto" w:after="60" w:before="0"/>
-        <w:ind w:firstLine="0" w:left="850"/>
-        <w:jc w:val="both"/>
-      </w:pPr>
-      <w:r>
-        <w:rPr>
-          <w:rFonts w:ascii="Times New Roman" w:hAnsi="Times New Roman" w:eastAsia="Times New Roman"/>
-          <w:b w:val="0"/>
-          <w:i w:val="0"/>
-          <w:sz w:val="26"/>
-        </w:rPr>
-        <w:t>- Giải quyết vấn đề và sáng tạo: Phát hiện và sửa lỗi trong quá trình thực hành, đề xuất ý tưởng ứng dụng mới. (Đạt được thông qua Hoạt động 4)</w:t>
-      </w:r>
-    </w:p>
-    <w:p>
-      <w:pPr>
-        <w:spacing w:line="276" w:lineRule="auto" w:after="60" w:before="0"/>
-        <w:ind w:firstLine="284"/>
-        <w:jc w:val="both"/>
-      </w:pPr>
-      <w:r>
-        <w:rPr>
-          <w:rFonts w:ascii="Times New Roman" w:hAnsi="Times New Roman" w:eastAsia="Times New Roman"/>
-          <w:b/>
-          <w:i w:val="0"/>
-          <w:sz w:val="26"/>
-        </w:rPr>
-        <w:t>3. Phẩm chất:</w:t>
-      </w:r>
-    </w:p>
-    <w:p>
-      <w:pPr>
-        <w:spacing w:line="276" w:lineRule="auto" w:after="60" w:before="0"/>
-        <w:ind w:firstLine="0" w:left="850"/>
-        <w:jc w:val="both"/>
-      </w:pPr>
-      <w:r>
-        <w:rPr>
-          <w:rFonts w:ascii="Times New Roman" w:hAnsi="Times New Roman" w:eastAsia="Times New Roman"/>
-          <w:b w:val="0"/>
-          <w:i w:val="0"/>
-          <w:sz w:val="26"/>
-        </w:rPr>
-        <w:t>- Chăm chỉ: Tích cực tham gia các hoạt động tìm hiểu bài học, hăng hái phát biểu và hoàn thành bài tập thực hành. (Thông qua Hoạt động 1, Hoạt động 2)</w:t>
-      </w:r>
-    </w:p>
-    <w:p>
-      <w:pPr>
-        <w:spacing w:line="276" w:lineRule="auto" w:after="60" w:before="0"/>
-        <w:ind w:firstLine="0" w:left="850"/>
-        <w:jc w:val="both"/>
-      </w:pPr>
-      <w:r>
-        <w:rPr>
-          <w:rFonts w:ascii="Times New Roman" w:hAnsi="Times New Roman" w:eastAsia="Times New Roman"/>
-          <w:b w:val="0"/>
-          <w:i w:val="0"/>
-          <w:sz w:val="26"/>
-        </w:rPr>
-        <w:t>- Trung thực: Đánh giá đúng kết quả học tập của bản thân và bạn bè, tôn trọng sản phẩm số của người khác. (Thông qua Hoạt động 3)</w:t>
-      </w:r>
-    </w:p>
-    <w:p>
-      <w:pPr>
-        <w:spacing w:line="276" w:lineRule="auto" w:after="60" w:before="0"/>
-        <w:ind w:firstLine="0" w:left="850"/>
-        <w:jc w:val="both"/>
-      </w:pPr>
-      <w:r>
-        <w:rPr>
-          <w:rFonts w:ascii="Times New Roman" w:hAnsi="Times New Roman" w:eastAsia="Times New Roman"/>
-          <w:b w:val="0"/>
-          <w:i w:val="0"/>
-          <w:sz w:val="26"/>
-        </w:rPr>
-        <w:t>- Trách nhiệm: Giữ gìn an toàn thiết bị phòng máy, có ý thức bảo vệ tài sản công cộng và dữ liệu số. (Thông qua Hoạt động 3, Hoạt động 4)</w:t>
+        <w:t>- Trách nhiệm: Giữ gìn an toàn thiết bị, bảo vệ tài sản công cộng và dữ liệu số. (Thông qua Hoạt động 3, Hoạt động 4)</w:t>
       </w:r>
     </w:p>
     <w:p>
@@ -678,7 +683,7 @@
           <w:i/>
           <w:sz w:val="26"/>
         </w:rPr>
-        <w:t>Kích hoạt hiểu biết nền, tạo hứng thú và kết nối học sinh vào bài học Ôn tập và luyện tập.</w:t>
+        <w:t>Kích hoạt hiểu biết nền, tạo hứng thú và kết nối HS vào bài học Ôn tập và luyện tập.</w:t>
       </w:r>
     </w:p>
     <w:p>
@@ -728,7 +733,7 @@
           <w:i/>
           <w:sz w:val="26"/>
         </w:rPr>
-        <w:t>HS đưa ra câu trả lời ban đầu, xác định được nhiệm vụ trọng tâm cần tìm hiểu.</w:t>
+        <w:t>HS đưa ra câu trả lời ban đầu, xác định được nhiệm vụ trọng tâm.</w:t>
       </w:r>
     </w:p>
     <w:p>
@@ -761,18 +766,23 @@
         </w:tblBorders>
       </w:tblPr>
       <w:tblGrid>
-        <w:gridCol w:w="3198"/>
-        <w:gridCol w:w="3198"/>
-        <w:gridCol w:w="3198"/>
+        <w:gridCol w:w="4875"/>
+        <w:gridCol w:w="4875"/>
       </w:tblGrid>
       <w:tr>
         <w:tc>
           <w:tcPr>
-            <w:tcW w:type="dxa" w:w="1814"/>
+            <w:tcW w:type="dxa" w:w="5102"/>
+            <w:tcMar>
+              <w:top w:w="80" w:type="dxa"/>
+              <w:bottom w:w="80" w:type="dxa"/>
+              <w:left w:w="120" w:type="dxa"/>
+              <w:right w:w="120" w:type="dxa"/>
+            </w:tcMar>
           </w:tcPr>
           <w:p>
             <w:pPr>
-              <w:spacing w:line="276" w:lineRule="auto" w:after="40" w:before="0"/>
+              <w:spacing w:line="276" w:lineRule="auto" w:after="40"/>
               <w:jc w:val="center"/>
             </w:pPr>
             <w:r/>
@@ -783,17 +793,23 @@
                 <w:i w:val="0"/>
                 <w:sz w:val="26"/>
               </w:rPr>
-              <w:t>Bước</w:t>
+              <w:t>HOẠT ĐỘNG CỦA GV – HS</w:t>
             </w:r>
           </w:p>
         </w:tc>
         <w:tc>
           <w:tcPr>
-            <w:tcW w:type="dxa" w:w="3628"/>
+            <w:tcW w:type="dxa" w:w="3969"/>
+            <w:tcMar>
+              <w:top w:w="80" w:type="dxa"/>
+              <w:bottom w:w="80" w:type="dxa"/>
+              <w:left w:w="120" w:type="dxa"/>
+              <w:right w:w="120" w:type="dxa"/>
+            </w:tcMar>
           </w:tcPr>
           <w:p>
             <w:pPr>
-              <w:spacing w:line="276" w:lineRule="auto" w:after="40" w:before="0"/>
+              <w:spacing w:line="276" w:lineRule="auto" w:after="40"/>
               <w:jc w:val="center"/>
             </w:pPr>
             <w:r/>
@@ -804,28 +820,7 @@
                 <w:i w:val="0"/>
                 <w:sz w:val="26"/>
               </w:rPr>
-              <w:t>Hoạt động của GV</w:t>
-            </w:r>
-          </w:p>
-        </w:tc>
-        <w:tc>
-          <w:tcPr>
-            <w:tcW w:type="dxa" w:w="3628"/>
-          </w:tcPr>
-          <w:p>
-            <w:pPr>
-              <w:spacing w:line="276" w:lineRule="auto" w:after="40" w:before="0"/>
-              <w:jc w:val="center"/>
-            </w:pPr>
-            <w:r/>
-            <w:r>
-              <w:rPr>
-                <w:rFonts w:ascii="Times New Roman" w:hAnsi="Times New Roman" w:eastAsia="Times New Roman"/>
-                <w:b/>
-                <w:i w:val="0"/>
-                <w:sz w:val="26"/>
-              </w:rPr>
-              <w:t>Hoạt động của HS</w:t>
+              <w:t>KẾT QUẢ CẦN ĐẠT</w:t>
             </w:r>
           </w:p>
         </w:tc>
@@ -833,62 +828,194 @@
       <w:tr>
         <w:tc>
           <w:tcPr>
-            <w:tcW w:type="dxa" w:w="1814"/>
+            <w:tcW w:type="dxa" w:w="4875"/>
+            <w:tcMar>
+              <w:top w:w="80" w:type="dxa"/>
+              <w:bottom w:w="80" w:type="dxa"/>
+              <w:left w:w="120" w:type="dxa"/>
+              <w:right w:w="120" w:type="dxa"/>
+            </w:tcMar>
           </w:tcPr>
           <w:p>
             <w:pPr>
-              <w:spacing w:line="276" w:lineRule="auto" w:after="40" w:before="0"/>
-              <w:jc w:val="center"/>
+              <w:spacing w:line="276" w:lineRule="auto" w:after="40"/>
+              <w:jc w:val="left"/>
             </w:pPr>
             <w:r/>
             <w:r>
               <w:rPr>
                 <w:rFonts w:ascii="Times New Roman" w:hAnsi="Times New Roman" w:eastAsia="Times New Roman"/>
-                <w:b/>
-                <w:i/>
-                <w:sz w:val="26"/>
-              </w:rPr>
-              <w:t>Bước 1:</w:t>
-            </w:r>
-          </w:p>
-          <w:p>
-            <w:pPr>
-              <w:spacing w:line="276" w:lineRule="auto" w:after="40" w:before="0"/>
-              <w:jc w:val="center"/>
-            </w:pPr>
-            <w:r>
-              <w:rPr>
-                <w:rFonts w:ascii="Times New Roman" w:hAnsi="Times New Roman" w:eastAsia="Times New Roman"/>
-                <w:b/>
-                <w:i/>
-                <w:sz w:val="26"/>
-              </w:rPr>
-              <w:t>Chuyển giao</w:t>
-            </w:r>
-          </w:p>
-          <w:p>
-            <w:pPr>
-              <w:spacing w:line="276" w:lineRule="auto" w:after="40" w:before="0"/>
-              <w:jc w:val="center"/>
-            </w:pPr>
-            <w:r>
-              <w:rPr>
-                <w:rFonts w:ascii="Times New Roman" w:hAnsi="Times New Roman" w:eastAsia="Times New Roman"/>
-                <w:b/>
-                <w:i/>
-                <w:sz w:val="26"/>
-              </w:rPr>
-              <w:t>nhiệm vụ</w:t>
+                <w:b w:val="0"/>
+                <w:i w:val="0"/>
+                <w:sz w:val="26"/>
+              </w:rPr>
+              <w:t>Bước 1: Chuyển giao nhiệm vụ học tập:</w:t>
+            </w:r>
+          </w:p>
+          <w:p>
+            <w:pPr>
+              <w:spacing w:line="276" w:lineRule="auto" w:after="40"/>
+              <w:jc w:val="left"/>
+            </w:pPr>
+            <w:r>
+              <w:rPr>
+                <w:rFonts w:ascii="Times New Roman" w:hAnsi="Times New Roman" w:eastAsia="Times New Roman"/>
+                <w:b w:val="0"/>
+                <w:i w:val="0"/>
+                <w:sz w:val="26"/>
+              </w:rPr>
+              <w:t>- GV chiếu hình ảnh/video tình huống liên quan đến Ôn tập và luyện tập.</w:t>
+            </w:r>
+          </w:p>
+          <w:p>
+            <w:pPr>
+              <w:spacing w:line="276" w:lineRule="auto" w:after="40"/>
+              <w:jc w:val="left"/>
+            </w:pPr>
+            <w:r>
+              <w:rPr>
+                <w:rFonts w:ascii="Times New Roman" w:hAnsi="Times New Roman" w:eastAsia="Times New Roman"/>
+                <w:b w:val="0"/>
+                <w:i w:val="0"/>
+                <w:sz w:val="26"/>
+              </w:rPr>
+              <w:t>- GV nêu câu hỏi gợi mở cho cả lớp.</w:t>
+            </w:r>
+          </w:p>
+          <w:p>
+            <w:pPr>
+              <w:spacing w:line="276" w:lineRule="auto" w:after="40"/>
+              <w:jc w:val="left"/>
+            </w:pPr>
+            <w:r>
+              <w:rPr>
+                <w:rFonts w:ascii="Times New Roman" w:hAnsi="Times New Roman" w:eastAsia="Times New Roman"/>
+                <w:b w:val="0"/>
+                <w:i w:val="0"/>
+                <w:sz w:val="26"/>
+              </w:rPr>
+              <w:t>Bước 2: Học sinh tiếp nhận nhiệm vụ học tập:</w:t>
+            </w:r>
+          </w:p>
+          <w:p>
+            <w:pPr>
+              <w:spacing w:line="276" w:lineRule="auto" w:after="40"/>
+              <w:jc w:val="left"/>
+            </w:pPr>
+            <w:r>
+              <w:rPr>
+                <w:rFonts w:ascii="Times New Roman" w:hAnsi="Times New Roman" w:eastAsia="Times New Roman"/>
+                <w:b w:val="0"/>
+                <w:i w:val="0"/>
+                <w:sz w:val="26"/>
+              </w:rPr>
+              <w:t>- HS tập trung quan sát, lắng nghe câu hỏi.</w:t>
+            </w:r>
+          </w:p>
+          <w:p>
+            <w:pPr>
+              <w:spacing w:line="276" w:lineRule="auto" w:after="40"/>
+              <w:jc w:val="left"/>
+            </w:pPr>
+            <w:r>
+              <w:rPr>
+                <w:rFonts w:ascii="Times New Roman" w:hAnsi="Times New Roman" w:eastAsia="Times New Roman"/>
+                <w:b w:val="0"/>
+                <w:i w:val="0"/>
+                <w:sz w:val="26"/>
+              </w:rPr>
+              <w:t>- HS suy nghĩ cá nhân, thảo luận nhanh nhóm đôi.</w:t>
+            </w:r>
+          </w:p>
+          <w:p>
+            <w:pPr>
+              <w:spacing w:line="276" w:lineRule="auto" w:after="40"/>
+              <w:jc w:val="left"/>
+            </w:pPr>
+            <w:r>
+              <w:rPr>
+                <w:rFonts w:ascii="Times New Roman" w:hAnsi="Times New Roman" w:eastAsia="Times New Roman"/>
+                <w:b w:val="0"/>
+                <w:i w:val="0"/>
+                <w:sz w:val="26"/>
+              </w:rPr>
+              <w:t>Bước 3: Báo cáo kết quả hoạt động:</w:t>
+            </w:r>
+          </w:p>
+          <w:p>
+            <w:pPr>
+              <w:spacing w:line="276" w:lineRule="auto" w:after="40"/>
+              <w:jc w:val="left"/>
+            </w:pPr>
+            <w:r>
+              <w:rPr>
+                <w:rFonts w:ascii="Times New Roman" w:hAnsi="Times New Roman" w:eastAsia="Times New Roman"/>
+                <w:b w:val="0"/>
+                <w:i w:val="0"/>
+                <w:sz w:val="26"/>
+              </w:rPr>
+              <w:t>- 2-3 HS giơ tay phát biểu ý kiến.</w:t>
+            </w:r>
+          </w:p>
+          <w:p>
+            <w:pPr>
+              <w:spacing w:line="276" w:lineRule="auto" w:after="40"/>
+              <w:jc w:val="left"/>
+            </w:pPr>
+            <w:r>
+              <w:rPr>
+                <w:rFonts w:ascii="Times New Roman" w:hAnsi="Times New Roman" w:eastAsia="Times New Roman"/>
+                <w:b w:val="0"/>
+                <w:i w:val="0"/>
+                <w:sz w:val="26"/>
+              </w:rPr>
+              <w:t>- Các bạn khác lắng nghe, nhận xét.</w:t>
+            </w:r>
+          </w:p>
+          <w:p>
+            <w:pPr>
+              <w:spacing w:line="276" w:lineRule="auto" w:after="40"/>
+              <w:jc w:val="left"/>
+            </w:pPr>
+            <w:r>
+              <w:rPr>
+                <w:rFonts w:ascii="Times New Roman" w:hAnsi="Times New Roman" w:eastAsia="Times New Roman"/>
+                <w:b w:val="0"/>
+                <w:i w:val="0"/>
+                <w:sz w:val="26"/>
+              </w:rPr>
+              <w:t>Bước 4: Đánh giá kết quả thực hiện nhiệm vụ:</w:t>
+            </w:r>
+          </w:p>
+          <w:p>
+            <w:pPr>
+              <w:spacing w:line="276" w:lineRule="auto" w:after="40"/>
+              <w:jc w:val="left"/>
+            </w:pPr>
+            <w:r>
+              <w:rPr>
+                <w:rFonts w:ascii="Times New Roman" w:hAnsi="Times New Roman" w:eastAsia="Times New Roman"/>
+                <w:b w:val="0"/>
+                <w:i w:val="0"/>
+                <w:sz w:val="26"/>
+              </w:rPr>
+              <w:t>- GV nhận xét, chuẩn hóa và dẫn dắt vào bài mới.</w:t>
             </w:r>
           </w:p>
         </w:tc>
         <w:tc>
           <w:tcPr>
-            <w:tcW w:type="dxa" w:w="3628"/>
+            <w:tcW w:type="dxa" w:w="4875"/>
+            <w:tcMar>
+              <w:top w:w="80" w:type="dxa"/>
+              <w:bottom w:w="80" w:type="dxa"/>
+              <w:left w:w="120" w:type="dxa"/>
+              <w:right w:w="120" w:type="dxa"/>
+            </w:tcMar>
           </w:tcPr>
           <w:p>
             <w:pPr>
-              <w:spacing w:line="276" w:lineRule="auto" w:after="40" w:before="0"/>
+              <w:spacing w:line="276" w:lineRule="auto" w:after="40"/>
               <w:jc w:val="left"/>
             </w:pPr>
             <w:r/>
@@ -899,313 +1026,22 @@
                 <w:i w:val="0"/>
                 <w:sz w:val="26"/>
               </w:rPr>
-              <w:t>GV chiếu hình ảnh/video/tình huống thực tế liên quan đến Ôn tập và luyện tập. Nêu câu hỏi gợi mở cho cả lớp.</w:t>
-            </w:r>
-          </w:p>
-        </w:tc>
-        <w:tc>
-          <w:tcPr>
-            <w:tcW w:type="dxa" w:w="3628"/>
-          </w:tcPr>
-          <w:p>
-            <w:pPr>
-              <w:spacing w:line="276" w:lineRule="auto" w:after="40" w:before="0"/>
-              <w:jc w:val="left"/>
-            </w:pPr>
-            <w:r/>
-            <w:r>
-              <w:rPr>
-                <w:rFonts w:ascii="Times New Roman" w:hAnsi="Times New Roman" w:eastAsia="Times New Roman"/>
-                <w:b w:val="0"/>
-                <w:i w:val="0"/>
-                <w:sz w:val="26"/>
-              </w:rPr>
-              <w:t>HS tập trung quan sát màn chiếu, lắng nghe câu hỏi của GV.</w:t>
-            </w:r>
-          </w:p>
-        </w:tc>
-      </w:tr>
-      <w:tr>
-        <w:tc>
-          <w:tcPr>
-            <w:tcW w:type="dxa" w:w="1814"/>
-          </w:tcPr>
-          <w:p>
-            <w:pPr>
-              <w:spacing w:line="276" w:lineRule="auto" w:after="40" w:before="0"/>
-              <w:jc w:val="center"/>
-            </w:pPr>
-            <w:r/>
-            <w:r>
-              <w:rPr>
-                <w:rFonts w:ascii="Times New Roman" w:hAnsi="Times New Roman" w:eastAsia="Times New Roman"/>
-                <w:b/>
-                <w:i/>
-                <w:sz w:val="26"/>
-              </w:rPr>
-              <w:t>Bước 2:</w:t>
-            </w:r>
-          </w:p>
-          <w:p>
-            <w:pPr>
-              <w:spacing w:line="276" w:lineRule="auto" w:after="40" w:before="0"/>
-              <w:jc w:val="center"/>
-            </w:pPr>
-            <w:r>
-              <w:rPr>
-                <w:rFonts w:ascii="Times New Roman" w:hAnsi="Times New Roman" w:eastAsia="Times New Roman"/>
-                <w:b/>
-                <w:i/>
-                <w:sz w:val="26"/>
-              </w:rPr>
-              <w:t>Học sinh tiếp nhận</w:t>
-            </w:r>
-          </w:p>
-          <w:p>
-            <w:pPr>
-              <w:spacing w:line="276" w:lineRule="auto" w:after="40" w:before="0"/>
-              <w:jc w:val="center"/>
-            </w:pPr>
-            <w:r>
-              <w:rPr>
-                <w:rFonts w:ascii="Times New Roman" w:hAnsi="Times New Roman" w:eastAsia="Times New Roman"/>
-                <w:b/>
-                <w:i/>
-                <w:sz w:val="26"/>
-              </w:rPr>
-              <w:t>nhiệm vụ</w:t>
-            </w:r>
-          </w:p>
-        </w:tc>
-        <w:tc>
-          <w:tcPr>
-            <w:tcW w:type="dxa" w:w="3628"/>
-          </w:tcPr>
-          <w:p>
-            <w:pPr>
-              <w:spacing w:line="276" w:lineRule="auto" w:after="40" w:before="0"/>
-              <w:jc w:val="left"/>
-            </w:pPr>
-            <w:r/>
-            <w:r>
-              <w:rPr>
-                <w:rFonts w:ascii="Times New Roman" w:hAnsi="Times New Roman" w:eastAsia="Times New Roman"/>
-                <w:b w:val="0"/>
-                <w:i w:val="0"/>
-                <w:sz w:val="26"/>
-              </w:rPr>
-              <w:t>GV bao quát lớp, khuyến khích HS suy nghĩ cá nhân hoặc trao đổi nhanh với bạn bên cạnh.</w:t>
-            </w:r>
-          </w:p>
-        </w:tc>
-        <w:tc>
-          <w:tcPr>
-            <w:tcW w:type="dxa" w:w="3628"/>
-          </w:tcPr>
-          <w:p>
-            <w:pPr>
-              <w:spacing w:line="276" w:lineRule="auto" w:after="40" w:before="0"/>
-              <w:jc w:val="left"/>
-            </w:pPr>
-            <w:r/>
-            <w:r>
-              <w:rPr>
-                <w:rFonts w:ascii="Times New Roman" w:hAnsi="Times New Roman" w:eastAsia="Times New Roman"/>
-                <w:b w:val="0"/>
-                <w:i w:val="0"/>
-                <w:sz w:val="26"/>
-              </w:rPr>
-              <w:t>HS suy nghĩ câu trả lời, thảo luận nhanh nhóm đôi.</w:t>
-            </w:r>
-          </w:p>
-        </w:tc>
-      </w:tr>
-      <w:tr>
-        <w:tc>
-          <w:tcPr>
-            <w:tcW w:type="dxa" w:w="1814"/>
-          </w:tcPr>
-          <w:p>
-            <w:pPr>
-              <w:spacing w:line="276" w:lineRule="auto" w:after="40" w:before="0"/>
-              <w:jc w:val="center"/>
-            </w:pPr>
-            <w:r/>
-            <w:r>
-              <w:rPr>
-                <w:rFonts w:ascii="Times New Roman" w:hAnsi="Times New Roman" w:eastAsia="Times New Roman"/>
-                <w:b/>
-                <w:i/>
-                <w:sz w:val="26"/>
-              </w:rPr>
-              <w:t>Bước 3:</w:t>
-            </w:r>
-          </w:p>
-          <w:p>
-            <w:pPr>
-              <w:spacing w:line="276" w:lineRule="auto" w:after="40" w:before="0"/>
-              <w:jc w:val="center"/>
-            </w:pPr>
-            <w:r>
-              <w:rPr>
-                <w:rFonts w:ascii="Times New Roman" w:hAnsi="Times New Roman" w:eastAsia="Times New Roman"/>
-                <w:b/>
-                <w:i/>
-                <w:sz w:val="26"/>
-              </w:rPr>
-              <w:t>Báo cáo kết quả</w:t>
-            </w:r>
-          </w:p>
-          <w:p>
-            <w:pPr>
-              <w:spacing w:line="276" w:lineRule="auto" w:after="40" w:before="0"/>
-              <w:jc w:val="center"/>
-            </w:pPr>
-            <w:r>
-              <w:rPr>
-                <w:rFonts w:ascii="Times New Roman" w:hAnsi="Times New Roman" w:eastAsia="Times New Roman"/>
-                <w:b/>
-                <w:i/>
-                <w:sz w:val="26"/>
-              </w:rPr>
-              <w:t>hoạt động</w:t>
-            </w:r>
-          </w:p>
-        </w:tc>
-        <w:tc>
-          <w:tcPr>
-            <w:tcW w:type="dxa" w:w="3628"/>
-          </w:tcPr>
-          <w:p>
-            <w:pPr>
-              <w:spacing w:line="276" w:lineRule="auto" w:after="40" w:before="0"/>
-              <w:jc w:val="left"/>
-            </w:pPr>
-            <w:r/>
-            <w:r>
-              <w:rPr>
-                <w:rFonts w:ascii="Times New Roman" w:hAnsi="Times New Roman" w:eastAsia="Times New Roman"/>
-                <w:b w:val="0"/>
-                <w:i w:val="0"/>
-                <w:sz w:val="26"/>
-              </w:rPr>
-              <w:t>GV gọi đại diện 2-3 HS giơ tay phát biểu ý kiến.</w:t>
-            </w:r>
-          </w:p>
-        </w:tc>
-        <w:tc>
-          <w:tcPr>
-            <w:tcW w:type="dxa" w:w="3628"/>
-          </w:tcPr>
-          <w:p>
-            <w:pPr>
-              <w:spacing w:line="276" w:lineRule="auto" w:after="40" w:before="0"/>
-              <w:jc w:val="left"/>
-            </w:pPr>
-            <w:r/>
-            <w:r>
-              <w:rPr>
-                <w:rFonts w:ascii="Times New Roman" w:hAnsi="Times New Roman" w:eastAsia="Times New Roman"/>
-                <w:b w:val="0"/>
-                <w:i w:val="0"/>
-                <w:sz w:val="26"/>
-              </w:rPr>
-              <w:t>Đại diện HS nêu câu trả lời, các bạn khác lắng nghe và nhận xét.</w:t>
-            </w:r>
-          </w:p>
-        </w:tc>
-      </w:tr>
-      <w:tr>
-        <w:tc>
-          <w:tcPr>
-            <w:tcW w:type="dxa" w:w="1814"/>
-          </w:tcPr>
-          <w:p>
-            <w:pPr>
-              <w:spacing w:line="276" w:lineRule="auto" w:after="40" w:before="0"/>
-              <w:jc w:val="center"/>
-            </w:pPr>
-            <w:r/>
-            <w:r>
-              <w:rPr>
-                <w:rFonts w:ascii="Times New Roman" w:hAnsi="Times New Roman" w:eastAsia="Times New Roman"/>
-                <w:b/>
-                <w:i/>
-                <w:sz w:val="26"/>
-              </w:rPr>
-              <w:t>Bước 4:</w:t>
-            </w:r>
-          </w:p>
-          <w:p>
-            <w:pPr>
-              <w:spacing w:line="276" w:lineRule="auto" w:after="40" w:before="0"/>
-              <w:jc w:val="center"/>
-            </w:pPr>
-            <w:r>
-              <w:rPr>
-                <w:rFonts w:ascii="Times New Roman" w:hAnsi="Times New Roman" w:eastAsia="Times New Roman"/>
-                <w:b/>
-                <w:i/>
-                <w:sz w:val="26"/>
-              </w:rPr>
-              <w:t>Đánh giá kết quả</w:t>
-            </w:r>
-          </w:p>
-          <w:p>
-            <w:pPr>
-              <w:spacing w:line="276" w:lineRule="auto" w:after="40" w:before="0"/>
-              <w:jc w:val="center"/>
-            </w:pPr>
-            <w:r>
-              <w:rPr>
-                <w:rFonts w:ascii="Times New Roman" w:hAnsi="Times New Roman" w:eastAsia="Times New Roman"/>
-                <w:b/>
-                <w:i/>
-                <w:sz w:val="26"/>
-              </w:rPr>
-              <w:t>thực hiện nhiệm vụ</w:t>
-            </w:r>
-          </w:p>
-        </w:tc>
-        <w:tc>
-          <w:tcPr>
-            <w:tcW w:type="dxa" w:w="3628"/>
-          </w:tcPr>
-          <w:p>
-            <w:pPr>
-              <w:spacing w:line="276" w:lineRule="auto" w:after="40" w:before="0"/>
-              <w:jc w:val="left"/>
-            </w:pPr>
-            <w:r/>
-            <w:r>
-              <w:rPr>
-                <w:rFonts w:ascii="Times New Roman" w:hAnsi="Times New Roman" w:eastAsia="Times New Roman"/>
-                <w:b w:val="0"/>
-                <w:i w:val="0"/>
-                <w:sz w:val="26"/>
-              </w:rPr>
-              <w:t>GV nhận xét, chuẩn hóa ý kiến và dẫn dắt giới thiệu vào bài học mới.</w:t>
-            </w:r>
-          </w:p>
-        </w:tc>
-        <w:tc>
-          <w:tcPr>
-            <w:tcW w:type="dxa" w:w="3628"/>
-          </w:tcPr>
-          <w:p>
-            <w:pPr>
-              <w:spacing w:line="276" w:lineRule="auto" w:after="40" w:before="0"/>
-              <w:jc w:val="left"/>
-            </w:pPr>
-            <w:r/>
-            <w:r>
-              <w:rPr>
-                <w:rFonts w:ascii="Times New Roman" w:hAnsi="Times New Roman" w:eastAsia="Times New Roman"/>
-                <w:b w:val="0"/>
-                <w:i w:val="0"/>
-                <w:sz w:val="26"/>
-              </w:rPr>
-              <w:t>HS lắng nghe, mở SGK và vở ghi chuẩn bị nội dung bài mới.</w:t>
+              <w:t>HS nhận diện được vấn đề bài học.</w:t>
+            </w:r>
+          </w:p>
+          <w:p>
+            <w:pPr>
+              <w:spacing w:line="276" w:lineRule="auto" w:after="40"/>
+              <w:jc w:val="left"/>
+            </w:pPr>
+            <w:r>
+              <w:rPr>
+                <w:rFonts w:ascii="Times New Roman" w:hAnsi="Times New Roman" w:eastAsia="Times New Roman"/>
+                <w:b w:val="0"/>
+                <w:i w:val="0"/>
+                <w:sz w:val="26"/>
+              </w:rPr>
+              <w:t>HS hứng thú, sẵn sàng tìm hiểu nội dung mới.</w:t>
             </w:r>
           </w:p>
         </w:tc>
@@ -1280,7 +1116,7 @@
           <w:i/>
           <w:sz w:val="26"/>
         </w:rPr>
-        <w:t>Tìm hiểu kiến thức trong SGK, quan sát GV làm mẫu thao tác và phân tích các bước thực hiện.</w:t>
+        <w:t>Tìm hiểu kiến thức trong SGK, quan sát GV làm mẫu thao tác.</w:t>
       </w:r>
     </w:p>
     <w:p>
@@ -1338,18 +1174,23 @@
         </w:tblBorders>
       </w:tblPr>
       <w:tblGrid>
-        <w:gridCol w:w="3198"/>
-        <w:gridCol w:w="3198"/>
-        <w:gridCol w:w="3198"/>
+        <w:gridCol w:w="4875"/>
+        <w:gridCol w:w="4875"/>
       </w:tblGrid>
       <w:tr>
         <w:tc>
           <w:tcPr>
-            <w:tcW w:type="dxa" w:w="1814"/>
+            <w:tcW w:type="dxa" w:w="5102"/>
+            <w:tcMar>
+              <w:top w:w="80" w:type="dxa"/>
+              <w:bottom w:w="80" w:type="dxa"/>
+              <w:left w:w="120" w:type="dxa"/>
+              <w:right w:w="120" w:type="dxa"/>
+            </w:tcMar>
           </w:tcPr>
           <w:p>
             <w:pPr>
-              <w:spacing w:line="276" w:lineRule="auto" w:after="40" w:before="0"/>
+              <w:spacing w:line="276" w:lineRule="auto" w:after="40"/>
               <w:jc w:val="center"/>
             </w:pPr>
             <w:r/>
@@ -1360,17 +1201,23 @@
                 <w:i w:val="0"/>
                 <w:sz w:val="26"/>
               </w:rPr>
-              <w:t>Bước</w:t>
+              <w:t>HOẠT ĐỘNG CỦA GV – HS</w:t>
             </w:r>
           </w:p>
         </w:tc>
         <w:tc>
           <w:tcPr>
-            <w:tcW w:type="dxa" w:w="3628"/>
+            <w:tcW w:type="dxa" w:w="3969"/>
+            <w:tcMar>
+              <w:top w:w="80" w:type="dxa"/>
+              <w:bottom w:w="80" w:type="dxa"/>
+              <w:left w:w="120" w:type="dxa"/>
+              <w:right w:w="120" w:type="dxa"/>
+            </w:tcMar>
           </w:tcPr>
           <w:p>
             <w:pPr>
-              <w:spacing w:line="276" w:lineRule="auto" w:after="40" w:before="0"/>
+              <w:spacing w:line="276" w:lineRule="auto" w:after="40"/>
               <w:jc w:val="center"/>
             </w:pPr>
             <w:r/>
@@ -1381,28 +1228,7 @@
                 <w:i w:val="0"/>
                 <w:sz w:val="26"/>
               </w:rPr>
-              <w:t>Hoạt động của GV</w:t>
-            </w:r>
-          </w:p>
-        </w:tc>
-        <w:tc>
-          <w:tcPr>
-            <w:tcW w:type="dxa" w:w="3628"/>
-          </w:tcPr>
-          <w:p>
-            <w:pPr>
-              <w:spacing w:line="276" w:lineRule="auto" w:after="40" w:before="0"/>
-              <w:jc w:val="center"/>
-            </w:pPr>
-            <w:r/>
-            <w:r>
-              <w:rPr>
-                <w:rFonts w:ascii="Times New Roman" w:hAnsi="Times New Roman" w:eastAsia="Times New Roman"/>
-                <w:b/>
-                <w:i w:val="0"/>
-                <w:sz w:val="26"/>
-              </w:rPr>
-              <w:t>Hoạt động của HS</w:t>
+              <w:t>KẾT QUẢ CẦN ĐẠT</w:t>
             </w:r>
           </w:p>
         </w:tc>
@@ -1410,62 +1236,179 @@
       <w:tr>
         <w:tc>
           <w:tcPr>
-            <w:tcW w:type="dxa" w:w="1814"/>
+            <w:tcW w:type="dxa" w:w="4875"/>
+            <w:tcMar>
+              <w:top w:w="80" w:type="dxa"/>
+              <w:bottom w:w="80" w:type="dxa"/>
+              <w:left w:w="120" w:type="dxa"/>
+              <w:right w:w="120" w:type="dxa"/>
+            </w:tcMar>
           </w:tcPr>
           <w:p>
             <w:pPr>
-              <w:spacing w:line="276" w:lineRule="auto" w:after="40" w:before="0"/>
-              <w:jc w:val="center"/>
+              <w:spacing w:line="276" w:lineRule="auto" w:after="40"/>
+              <w:jc w:val="left"/>
             </w:pPr>
             <w:r/>
             <w:r>
               <w:rPr>
                 <w:rFonts w:ascii="Times New Roman" w:hAnsi="Times New Roman" w:eastAsia="Times New Roman"/>
-                <w:b/>
-                <w:i/>
-                <w:sz w:val="26"/>
-              </w:rPr>
-              <w:t>Bước 1:</w:t>
-            </w:r>
-          </w:p>
-          <w:p>
-            <w:pPr>
-              <w:spacing w:line="276" w:lineRule="auto" w:after="40" w:before="0"/>
-              <w:jc w:val="center"/>
-            </w:pPr>
-            <w:r>
-              <w:rPr>
-                <w:rFonts w:ascii="Times New Roman" w:hAnsi="Times New Roman" w:eastAsia="Times New Roman"/>
-                <w:b/>
-                <w:i/>
-                <w:sz w:val="26"/>
-              </w:rPr>
-              <w:t>Chuyển giao</w:t>
-            </w:r>
-          </w:p>
-          <w:p>
-            <w:pPr>
-              <w:spacing w:line="276" w:lineRule="auto" w:after="40" w:before="0"/>
-              <w:jc w:val="center"/>
-            </w:pPr>
-            <w:r>
-              <w:rPr>
-                <w:rFonts w:ascii="Times New Roman" w:hAnsi="Times New Roman" w:eastAsia="Times New Roman"/>
-                <w:b/>
-                <w:i/>
-                <w:sz w:val="26"/>
-              </w:rPr>
-              <w:t>nhiệm vụ</w:t>
+                <w:b w:val="0"/>
+                <w:i w:val="0"/>
+                <w:sz w:val="26"/>
+              </w:rPr>
+              <w:t>Bước 1: Chuyển giao nhiệm vụ học tập:</w:t>
+            </w:r>
+          </w:p>
+          <w:p>
+            <w:pPr>
+              <w:spacing w:line="276" w:lineRule="auto" w:after="40"/>
+              <w:jc w:val="left"/>
+            </w:pPr>
+            <w:r>
+              <w:rPr>
+                <w:rFonts w:ascii="Times New Roman" w:hAnsi="Times New Roman" w:eastAsia="Times New Roman"/>
+                <w:b w:val="0"/>
+                <w:i w:val="0"/>
+                <w:sz w:val="26"/>
+              </w:rPr>
+              <w:t>- GV giao nhiệm vụ: đọc SGK và theo dõi thao tác mẫu trên máy chiếu.</w:t>
+            </w:r>
+          </w:p>
+          <w:p>
+            <w:pPr>
+              <w:spacing w:line="276" w:lineRule="auto" w:after="40"/>
+              <w:jc w:val="left"/>
+            </w:pPr>
+            <w:r>
+              <w:rPr>
+                <w:rFonts w:ascii="Times New Roman" w:hAnsi="Times New Roman" w:eastAsia="Times New Roman"/>
+                <w:b w:val="0"/>
+                <w:i w:val="0"/>
+                <w:sz w:val="26"/>
+              </w:rPr>
+              <w:t>Bước 2: Học sinh tiếp nhận nhiệm vụ học tập:</w:t>
+            </w:r>
+          </w:p>
+          <w:p>
+            <w:pPr>
+              <w:spacing w:line="276" w:lineRule="auto" w:after="40"/>
+              <w:jc w:val="left"/>
+            </w:pPr>
+            <w:r>
+              <w:rPr>
+                <w:rFonts w:ascii="Times New Roman" w:hAnsi="Times New Roman" w:eastAsia="Times New Roman"/>
+                <w:b w:val="0"/>
+                <w:i w:val="0"/>
+                <w:sz w:val="26"/>
+              </w:rPr>
+              <w:t>- HS mở SGK trang tương ứng và quan sát màn chiếu.</w:t>
+            </w:r>
+          </w:p>
+          <w:p>
+            <w:pPr>
+              <w:spacing w:line="276" w:lineRule="auto" w:after="40"/>
+              <w:jc w:val="left"/>
+            </w:pPr>
+            <w:r>
+              <w:rPr>
+                <w:rFonts w:ascii="Times New Roman" w:hAnsi="Times New Roman" w:eastAsia="Times New Roman"/>
+                <w:b w:val="0"/>
+                <w:i w:val="0"/>
+                <w:sz w:val="26"/>
+              </w:rPr>
+              <w:t>- HS ghi chép từ khóa chính vào vở.</w:t>
+            </w:r>
+          </w:p>
+          <w:p>
+            <w:pPr>
+              <w:spacing w:line="276" w:lineRule="auto" w:after="40"/>
+              <w:jc w:val="left"/>
+            </w:pPr>
+            <w:r>
+              <w:rPr>
+                <w:rFonts w:ascii="Times New Roman" w:hAnsi="Times New Roman" w:eastAsia="Times New Roman"/>
+                <w:b w:val="0"/>
+                <w:i w:val="0"/>
+                <w:sz w:val="26"/>
+              </w:rPr>
+              <w:t>Bước 3: Báo cáo kết quả hoạt động:</w:t>
+            </w:r>
+          </w:p>
+          <w:p>
+            <w:pPr>
+              <w:spacing w:line="276" w:lineRule="auto" w:after="40"/>
+              <w:jc w:val="left"/>
+            </w:pPr>
+            <w:r>
+              <w:rPr>
+                <w:rFonts w:ascii="Times New Roman" w:hAnsi="Times New Roman" w:eastAsia="Times New Roman"/>
+                <w:b w:val="0"/>
+                <w:i w:val="0"/>
+                <w:sz w:val="26"/>
+              </w:rPr>
+              <w:t>- 1-2 HS lên máy GV thực hiện lại thao tác mẫu.</w:t>
+            </w:r>
+          </w:p>
+          <w:p>
+            <w:pPr>
+              <w:spacing w:line="276" w:lineRule="auto" w:after="40"/>
+              <w:jc w:val="left"/>
+            </w:pPr>
+            <w:r>
+              <w:rPr>
+                <w:rFonts w:ascii="Times New Roman" w:hAnsi="Times New Roman" w:eastAsia="Times New Roman"/>
+                <w:b w:val="0"/>
+                <w:i w:val="0"/>
+                <w:sz w:val="26"/>
+              </w:rPr>
+              <w:t>- Cả lớp quan sát, nhận xét.</w:t>
+            </w:r>
+          </w:p>
+          <w:p>
+            <w:pPr>
+              <w:spacing w:line="276" w:lineRule="auto" w:after="40"/>
+              <w:jc w:val="left"/>
+            </w:pPr>
+            <w:r>
+              <w:rPr>
+                <w:rFonts w:ascii="Times New Roman" w:hAnsi="Times New Roman" w:eastAsia="Times New Roman"/>
+                <w:b w:val="0"/>
+                <w:i w:val="0"/>
+                <w:sz w:val="26"/>
+              </w:rPr>
+              <w:t>Bước 4: Đánh giá kết quả thực hiện nhiệm vụ:</w:t>
+            </w:r>
+          </w:p>
+          <w:p>
+            <w:pPr>
+              <w:spacing w:line="276" w:lineRule="auto" w:after="40"/>
+              <w:jc w:val="left"/>
+            </w:pPr>
+            <w:r>
+              <w:rPr>
+                <w:rFonts w:ascii="Times New Roman" w:hAnsi="Times New Roman" w:eastAsia="Times New Roman"/>
+                <w:b w:val="0"/>
+                <w:i w:val="0"/>
+                <w:sz w:val="26"/>
+              </w:rPr>
+              <w:t>- GV chuẩn hóa kiến thức lý thuyết và chốt quy trình thao tác.</w:t>
             </w:r>
           </w:p>
         </w:tc>
         <w:tc>
           <w:tcPr>
-            <w:tcW w:type="dxa" w:w="3628"/>
+            <w:tcW w:type="dxa" w:w="4875"/>
+            <w:tcMar>
+              <w:top w:w="80" w:type="dxa"/>
+              <w:bottom w:w="80" w:type="dxa"/>
+              <w:left w:w="120" w:type="dxa"/>
+              <w:right w:w="120" w:type="dxa"/>
+            </w:tcMar>
           </w:tcPr>
           <w:p>
             <w:pPr>
-              <w:spacing w:line="276" w:lineRule="auto" w:after="40" w:before="0"/>
+              <w:spacing w:line="276" w:lineRule="auto" w:after="40"/>
               <w:jc w:val="left"/>
             </w:pPr>
             <w:r/>
@@ -1476,313 +1419,22 @@
                 <w:i w:val="0"/>
                 <w:sz w:val="26"/>
               </w:rPr>
-              <w:t>GV giao nhiệm vụ: Yêu cầu HS đọc thông tin SGK và theo dõi GV làm mẫu thao tác Ôn tập và luyện tập trên máy chiếu.</w:t>
-            </w:r>
-          </w:p>
-        </w:tc>
-        <w:tc>
-          <w:tcPr>
-            <w:tcW w:type="dxa" w:w="3628"/>
-          </w:tcPr>
-          <w:p>
-            <w:pPr>
-              <w:spacing w:line="276" w:lineRule="auto" w:after="40" w:before="0"/>
-              <w:jc w:val="left"/>
-            </w:pPr>
-            <w:r/>
-            <w:r>
-              <w:rPr>
-                <w:rFonts w:ascii="Times New Roman" w:hAnsi="Times New Roman" w:eastAsia="Times New Roman"/>
-                <w:b w:val="0"/>
-                <w:i w:val="0"/>
-                <w:sz w:val="26"/>
-              </w:rPr>
-              <w:t>HS tiếp nhận nhiệm vụ, mở SGK trang tương ứng và quan sát màn chiếu.</w:t>
-            </w:r>
-          </w:p>
-        </w:tc>
-      </w:tr>
-      <w:tr>
-        <w:tc>
-          <w:tcPr>
-            <w:tcW w:type="dxa" w:w="1814"/>
-          </w:tcPr>
-          <w:p>
-            <w:pPr>
-              <w:spacing w:line="276" w:lineRule="auto" w:after="40" w:before="0"/>
-              <w:jc w:val="center"/>
-            </w:pPr>
-            <w:r/>
-            <w:r>
-              <w:rPr>
-                <w:rFonts w:ascii="Times New Roman" w:hAnsi="Times New Roman" w:eastAsia="Times New Roman"/>
-                <w:b/>
-                <w:i/>
-                <w:sz w:val="26"/>
-              </w:rPr>
-              <w:t>Bước 2:</w:t>
-            </w:r>
-          </w:p>
-          <w:p>
-            <w:pPr>
-              <w:spacing w:line="276" w:lineRule="auto" w:after="40" w:before="0"/>
-              <w:jc w:val="center"/>
-            </w:pPr>
-            <w:r>
-              <w:rPr>
-                <w:rFonts w:ascii="Times New Roman" w:hAnsi="Times New Roman" w:eastAsia="Times New Roman"/>
-                <w:b/>
-                <w:i/>
-                <w:sz w:val="26"/>
-              </w:rPr>
-              <w:t>Học sinh tiếp nhận</w:t>
-            </w:r>
-          </w:p>
-          <w:p>
-            <w:pPr>
-              <w:spacing w:line="276" w:lineRule="auto" w:after="40" w:before="0"/>
-              <w:jc w:val="center"/>
-            </w:pPr>
-            <w:r>
-              <w:rPr>
-                <w:rFonts w:ascii="Times New Roman" w:hAnsi="Times New Roman" w:eastAsia="Times New Roman"/>
-                <w:b/>
-                <w:i/>
-                <w:sz w:val="26"/>
-              </w:rPr>
-              <w:t>nhiệm vụ</w:t>
-            </w:r>
-          </w:p>
-        </w:tc>
-        <w:tc>
-          <w:tcPr>
-            <w:tcW w:type="dxa" w:w="3628"/>
-          </w:tcPr>
-          <w:p>
-            <w:pPr>
-              <w:spacing w:line="276" w:lineRule="auto" w:after="40" w:before="0"/>
-              <w:jc w:val="left"/>
-            </w:pPr>
-            <w:r/>
-            <w:r>
-              <w:rPr>
-                <w:rFonts w:ascii="Times New Roman" w:hAnsi="Times New Roman" w:eastAsia="Times New Roman"/>
-                <w:b w:val="0"/>
-                <w:i w:val="0"/>
-                <w:sz w:val="26"/>
-              </w:rPr>
-              <w:t>GV hướng dẫn từng bước chi tiết, nhấn mạnh các lưu ý và lỗi thường gặp khi thao tác.</w:t>
-            </w:r>
-          </w:p>
-        </w:tc>
-        <w:tc>
-          <w:tcPr>
-            <w:tcW w:type="dxa" w:w="3628"/>
-          </w:tcPr>
-          <w:p>
-            <w:pPr>
-              <w:spacing w:line="276" w:lineRule="auto" w:after="40" w:before="0"/>
-              <w:jc w:val="left"/>
-            </w:pPr>
-            <w:r/>
-            <w:r>
-              <w:rPr>
-                <w:rFonts w:ascii="Times New Roman" w:hAnsi="Times New Roman" w:eastAsia="Times New Roman"/>
-                <w:b w:val="0"/>
-                <w:i w:val="0"/>
-                <w:sz w:val="26"/>
-              </w:rPr>
-              <w:t>HS theo dõi kỹ các bước, ghi chép từ khóa chính và thứ tự các bước vào vở.</w:t>
-            </w:r>
-          </w:p>
-        </w:tc>
-      </w:tr>
-      <w:tr>
-        <w:tc>
-          <w:tcPr>
-            <w:tcW w:type="dxa" w:w="1814"/>
-          </w:tcPr>
-          <w:p>
-            <w:pPr>
-              <w:spacing w:line="276" w:lineRule="auto" w:after="40" w:before="0"/>
-              <w:jc w:val="center"/>
-            </w:pPr>
-            <w:r/>
-            <w:r>
-              <w:rPr>
-                <w:rFonts w:ascii="Times New Roman" w:hAnsi="Times New Roman" w:eastAsia="Times New Roman"/>
-                <w:b/>
-                <w:i/>
-                <w:sz w:val="26"/>
-              </w:rPr>
-              <w:t>Bước 3:</w:t>
-            </w:r>
-          </w:p>
-          <w:p>
-            <w:pPr>
-              <w:spacing w:line="276" w:lineRule="auto" w:after="40" w:before="0"/>
-              <w:jc w:val="center"/>
-            </w:pPr>
-            <w:r>
-              <w:rPr>
-                <w:rFonts w:ascii="Times New Roman" w:hAnsi="Times New Roman" w:eastAsia="Times New Roman"/>
-                <w:b/>
-                <w:i/>
-                <w:sz w:val="26"/>
-              </w:rPr>
-              <w:t>Báo cáo kết quả</w:t>
-            </w:r>
-          </w:p>
-          <w:p>
-            <w:pPr>
-              <w:spacing w:line="276" w:lineRule="auto" w:after="40" w:before="0"/>
-              <w:jc w:val="center"/>
-            </w:pPr>
-            <w:r>
-              <w:rPr>
-                <w:rFonts w:ascii="Times New Roman" w:hAnsi="Times New Roman" w:eastAsia="Times New Roman"/>
-                <w:b/>
-                <w:i/>
-                <w:sz w:val="26"/>
-              </w:rPr>
-              <w:t>hoạt động</w:t>
-            </w:r>
-          </w:p>
-        </w:tc>
-        <w:tc>
-          <w:tcPr>
-            <w:tcW w:type="dxa" w:w="3628"/>
-          </w:tcPr>
-          <w:p>
-            <w:pPr>
-              <w:spacing w:line="276" w:lineRule="auto" w:after="40" w:before="0"/>
-              <w:jc w:val="left"/>
-            </w:pPr>
-            <w:r/>
-            <w:r>
-              <w:rPr>
-                <w:rFonts w:ascii="Times New Roman" w:hAnsi="Times New Roman" w:eastAsia="Times New Roman"/>
-                <w:b w:val="0"/>
-                <w:i w:val="0"/>
-                <w:sz w:val="26"/>
-              </w:rPr>
-              <w:t>GV gọi 1-2 HS đại diện lên máy GV thực hiện lại thao tác mẫu hoặc trả lời câu hỏi kiểm tra.</w:t>
-            </w:r>
-          </w:p>
-        </w:tc>
-        <w:tc>
-          <w:tcPr>
-            <w:tcW w:type="dxa" w:w="3628"/>
-          </w:tcPr>
-          <w:p>
-            <w:pPr>
-              <w:spacing w:line="276" w:lineRule="auto" w:after="40" w:before="0"/>
-              <w:jc w:val="left"/>
-            </w:pPr>
-            <w:r/>
-            <w:r>
-              <w:rPr>
-                <w:rFonts w:ascii="Times New Roman" w:hAnsi="Times New Roman" w:eastAsia="Times New Roman"/>
-                <w:b w:val="0"/>
-                <w:i w:val="0"/>
-                <w:sz w:val="26"/>
-              </w:rPr>
-              <w:t>Đại diện HS thực hiện thao tác/phát biểu; cả lớp quan sát và nhận xét.</w:t>
-            </w:r>
-          </w:p>
-        </w:tc>
-      </w:tr>
-      <w:tr>
-        <w:tc>
-          <w:tcPr>
-            <w:tcW w:type="dxa" w:w="1814"/>
-          </w:tcPr>
-          <w:p>
-            <w:pPr>
-              <w:spacing w:line="276" w:lineRule="auto" w:after="40" w:before="0"/>
-              <w:jc w:val="center"/>
-            </w:pPr>
-            <w:r/>
-            <w:r>
-              <w:rPr>
-                <w:rFonts w:ascii="Times New Roman" w:hAnsi="Times New Roman" w:eastAsia="Times New Roman"/>
-                <w:b/>
-                <w:i/>
-                <w:sz w:val="26"/>
-              </w:rPr>
-              <w:t>Bước 4:</w:t>
-            </w:r>
-          </w:p>
-          <w:p>
-            <w:pPr>
-              <w:spacing w:line="276" w:lineRule="auto" w:after="40" w:before="0"/>
-              <w:jc w:val="center"/>
-            </w:pPr>
-            <w:r>
-              <w:rPr>
-                <w:rFonts w:ascii="Times New Roman" w:hAnsi="Times New Roman" w:eastAsia="Times New Roman"/>
-                <w:b/>
-                <w:i/>
-                <w:sz w:val="26"/>
-              </w:rPr>
-              <w:t>Đánh giá kết quả</w:t>
-            </w:r>
-          </w:p>
-          <w:p>
-            <w:pPr>
-              <w:spacing w:line="276" w:lineRule="auto" w:after="40" w:before="0"/>
-              <w:jc w:val="center"/>
-            </w:pPr>
-            <w:r>
-              <w:rPr>
-                <w:rFonts w:ascii="Times New Roman" w:hAnsi="Times New Roman" w:eastAsia="Times New Roman"/>
-                <w:b/>
-                <w:i/>
-                <w:sz w:val="26"/>
-              </w:rPr>
-              <w:t>thực hiện nhiệm vụ</w:t>
-            </w:r>
-          </w:p>
-        </w:tc>
-        <w:tc>
-          <w:tcPr>
-            <w:tcW w:type="dxa" w:w="3628"/>
-          </w:tcPr>
-          <w:p>
-            <w:pPr>
-              <w:spacing w:line="276" w:lineRule="auto" w:after="40" w:before="0"/>
-              <w:jc w:val="left"/>
-            </w:pPr>
-            <w:r/>
-            <w:r>
-              <w:rPr>
-                <w:rFonts w:ascii="Times New Roman" w:hAnsi="Times New Roman" w:eastAsia="Times New Roman"/>
-                <w:b w:val="0"/>
-                <w:i w:val="0"/>
-                <w:sz w:val="26"/>
-              </w:rPr>
-              <w:t>GV chuẩn hóa kiến thức lý thuyết và chốt quy trình thao tác chuẩn xác.</w:t>
-            </w:r>
-          </w:p>
-        </w:tc>
-        <w:tc>
-          <w:tcPr>
-            <w:tcW w:type="dxa" w:w="3628"/>
-          </w:tcPr>
-          <w:p>
-            <w:pPr>
-              <w:spacing w:line="276" w:lineRule="auto" w:after="40" w:before="0"/>
-              <w:jc w:val="left"/>
-            </w:pPr>
-            <w:r/>
-            <w:r>
-              <w:rPr>
-                <w:rFonts w:ascii="Times New Roman" w:hAnsi="Times New Roman" w:eastAsia="Times New Roman"/>
-                <w:b w:val="0"/>
-                <w:i w:val="0"/>
-                <w:sz w:val="26"/>
-              </w:rPr>
-              <w:t>HS hoàn thiện ghi nhớ kiến thức chuẩn và chuẩn bị thực hành trên máy.</w:t>
+              <w:t>Kiến thức lý thuyết chuẩn.</w:t>
+            </w:r>
+          </w:p>
+          <w:p>
+            <w:pPr>
+              <w:spacing w:line="276" w:lineRule="auto" w:after="40"/>
+              <w:jc w:val="left"/>
+            </w:pPr>
+            <w:r>
+              <w:rPr>
+                <w:rFonts w:ascii="Times New Roman" w:hAnsi="Times New Roman" w:eastAsia="Times New Roman"/>
+                <w:b w:val="0"/>
+                <w:i w:val="0"/>
+                <w:sz w:val="26"/>
+              </w:rPr>
+              <w:t>Quy trình thao tác đúng.</w:t>
             </w:r>
           </w:p>
         </w:tc>
@@ -1832,7 +1484,7 @@
           <w:i/>
           <w:sz w:val="26"/>
         </w:rPr>
-        <w:t>HS rèn luyện kỹ năng thực hành, củng cố và vận dụng kiến thức bài Ôn tập và luyện tập trên máy tính.</w:t>
+        <w:t>HS rèn luyện kỹ năng thực hành trên máy tính.</w:t>
       </w:r>
     </w:p>
     <w:p>
@@ -1857,7 +1509,7 @@
           <w:i/>
           <w:sz w:val="26"/>
         </w:rPr>
-        <w:t>Thực hành cá nhân/nhóm đôi trên máy tính theo các bài tập luyện tập trong SGK/phiếu bài tập.</w:t>
+        <w:t>Thực hành cá nhân/nhóm đôi trên máy tính theo bài tập SGK/phiếu bài tập.</w:t>
       </w:r>
     </w:p>
     <w:p>
@@ -1882,7 +1534,7 @@
           <w:i/>
           <w:sz w:val="26"/>
         </w:rPr>
-        <w:t>Sản phẩm thực hành trên phần mềm/tệp kết quả đạt yêu cầu kỹ thuật.</w:t>
+        <w:t>Sản phẩm thực hành trên phần mềm đạt yêu cầu kỹ thuật.</w:t>
       </w:r>
     </w:p>
     <w:p>
@@ -1915,18 +1567,23 @@
         </w:tblBorders>
       </w:tblPr>
       <w:tblGrid>
-        <w:gridCol w:w="3198"/>
-        <w:gridCol w:w="3198"/>
-        <w:gridCol w:w="3198"/>
+        <w:gridCol w:w="4875"/>
+        <w:gridCol w:w="4875"/>
       </w:tblGrid>
       <w:tr>
         <w:tc>
           <w:tcPr>
-            <w:tcW w:type="dxa" w:w="1814"/>
+            <w:tcW w:type="dxa" w:w="5102"/>
+            <w:tcMar>
+              <w:top w:w="80" w:type="dxa"/>
+              <w:bottom w:w="80" w:type="dxa"/>
+              <w:left w:w="120" w:type="dxa"/>
+              <w:right w:w="120" w:type="dxa"/>
+            </w:tcMar>
           </w:tcPr>
           <w:p>
             <w:pPr>
-              <w:spacing w:line="276" w:lineRule="auto" w:after="40" w:before="0"/>
+              <w:spacing w:line="276" w:lineRule="auto" w:after="40"/>
               <w:jc w:val="center"/>
             </w:pPr>
             <w:r/>
@@ -1937,17 +1594,23 @@
                 <w:i w:val="0"/>
                 <w:sz w:val="26"/>
               </w:rPr>
-              <w:t>Bước</w:t>
+              <w:t>HOẠT ĐỘNG CỦA GV – HS</w:t>
             </w:r>
           </w:p>
         </w:tc>
         <w:tc>
           <w:tcPr>
-            <w:tcW w:type="dxa" w:w="3628"/>
+            <w:tcW w:type="dxa" w:w="3969"/>
+            <w:tcMar>
+              <w:top w:w="80" w:type="dxa"/>
+              <w:bottom w:w="80" w:type="dxa"/>
+              <w:left w:w="120" w:type="dxa"/>
+              <w:right w:w="120" w:type="dxa"/>
+            </w:tcMar>
           </w:tcPr>
           <w:p>
             <w:pPr>
-              <w:spacing w:line="276" w:lineRule="auto" w:after="40" w:before="0"/>
+              <w:spacing w:line="276" w:lineRule="auto" w:after="40"/>
               <w:jc w:val="center"/>
             </w:pPr>
             <w:r/>
@@ -1958,28 +1621,7 @@
                 <w:i w:val="0"/>
                 <w:sz w:val="26"/>
               </w:rPr>
-              <w:t>Hoạt động của GV</w:t>
-            </w:r>
-          </w:p>
-        </w:tc>
-        <w:tc>
-          <w:tcPr>
-            <w:tcW w:type="dxa" w:w="3628"/>
-          </w:tcPr>
-          <w:p>
-            <w:pPr>
-              <w:spacing w:line="276" w:lineRule="auto" w:after="40" w:before="0"/>
-              <w:jc w:val="center"/>
-            </w:pPr>
-            <w:r/>
-            <w:r>
-              <w:rPr>
-                <w:rFonts w:ascii="Times New Roman" w:hAnsi="Times New Roman" w:eastAsia="Times New Roman"/>
-                <w:b/>
-                <w:i w:val="0"/>
-                <w:sz w:val="26"/>
-              </w:rPr>
-              <w:t>Hoạt động của HS</w:t>
+              <w:t>KẾT QUẢ CẦN ĐẠT</w:t>
             </w:r>
           </w:p>
         </w:tc>
@@ -1987,62 +1629,194 @@
       <w:tr>
         <w:tc>
           <w:tcPr>
-            <w:tcW w:type="dxa" w:w="1814"/>
+            <w:tcW w:type="dxa" w:w="4875"/>
+            <w:tcMar>
+              <w:top w:w="80" w:type="dxa"/>
+              <w:bottom w:w="80" w:type="dxa"/>
+              <w:left w:w="120" w:type="dxa"/>
+              <w:right w:w="120" w:type="dxa"/>
+            </w:tcMar>
           </w:tcPr>
           <w:p>
             <w:pPr>
-              <w:spacing w:line="276" w:lineRule="auto" w:after="40" w:before="0"/>
-              <w:jc w:val="center"/>
+              <w:spacing w:line="276" w:lineRule="auto" w:after="40"/>
+              <w:jc w:val="left"/>
             </w:pPr>
             <w:r/>
             <w:r>
               <w:rPr>
                 <w:rFonts w:ascii="Times New Roman" w:hAnsi="Times New Roman" w:eastAsia="Times New Roman"/>
-                <w:b/>
-                <w:i/>
-                <w:sz w:val="26"/>
-              </w:rPr>
-              <w:t>Bước 1:</w:t>
-            </w:r>
-          </w:p>
-          <w:p>
-            <w:pPr>
-              <w:spacing w:line="276" w:lineRule="auto" w:after="40" w:before="0"/>
-              <w:jc w:val="center"/>
-            </w:pPr>
-            <w:r>
-              <w:rPr>
-                <w:rFonts w:ascii="Times New Roman" w:hAnsi="Times New Roman" w:eastAsia="Times New Roman"/>
-                <w:b/>
-                <w:i/>
-                <w:sz w:val="26"/>
-              </w:rPr>
-              <w:t>Chuyển giao</w:t>
-            </w:r>
-          </w:p>
-          <w:p>
-            <w:pPr>
-              <w:spacing w:line="276" w:lineRule="auto" w:after="40" w:before="0"/>
-              <w:jc w:val="center"/>
-            </w:pPr>
-            <w:r>
-              <w:rPr>
-                <w:rFonts w:ascii="Times New Roman" w:hAnsi="Times New Roman" w:eastAsia="Times New Roman"/>
-                <w:b/>
-                <w:i/>
-                <w:sz w:val="26"/>
-              </w:rPr>
-              <w:t>nhiệm vụ</w:t>
+                <w:b w:val="0"/>
+                <w:i w:val="0"/>
+                <w:sz w:val="26"/>
+              </w:rPr>
+              <w:t>Bước 1: Chuyển giao nhiệm vụ học tập:</w:t>
+            </w:r>
+          </w:p>
+          <w:p>
+            <w:pPr>
+              <w:spacing w:line="276" w:lineRule="auto" w:after="40"/>
+              <w:jc w:val="left"/>
+            </w:pPr>
+            <w:r>
+              <w:rPr>
+                <w:rFonts w:ascii="Times New Roman" w:hAnsi="Times New Roman" w:eastAsia="Times New Roman"/>
+                <w:b w:val="0"/>
+                <w:i w:val="0"/>
+                <w:sz w:val="26"/>
+              </w:rPr>
+              <w:t>- GV giao bài tập thực hành bài Ôn tập và luyện tập trên máy tính.</w:t>
+            </w:r>
+          </w:p>
+          <w:p>
+            <w:pPr>
+              <w:spacing w:line="276" w:lineRule="auto" w:after="40"/>
+              <w:jc w:val="left"/>
+            </w:pPr>
+            <w:r>
+              <w:rPr>
+                <w:rFonts w:ascii="Times New Roman" w:hAnsi="Times New Roman" w:eastAsia="Times New Roman"/>
+                <w:b w:val="0"/>
+                <w:i w:val="0"/>
+                <w:sz w:val="26"/>
+              </w:rPr>
+              <w:t>Bước 2: Học sinh tiếp nhận nhiệm vụ học tập:</w:t>
+            </w:r>
+          </w:p>
+          <w:p>
+            <w:pPr>
+              <w:spacing w:line="276" w:lineRule="auto" w:after="40"/>
+              <w:jc w:val="left"/>
+            </w:pPr>
+            <w:r>
+              <w:rPr>
+                <w:rFonts w:ascii="Times New Roman" w:hAnsi="Times New Roman" w:eastAsia="Times New Roman"/>
+                <w:b w:val="0"/>
+                <w:i w:val="0"/>
+                <w:sz w:val="26"/>
+              </w:rPr>
+              <w:t>- HS mở phần mềm/tệp thực hành, bắt đầu làm bài.</w:t>
+            </w:r>
+          </w:p>
+          <w:p>
+            <w:pPr>
+              <w:spacing w:line="276" w:lineRule="auto" w:after="40"/>
+              <w:jc w:val="left"/>
+            </w:pPr>
+            <w:r>
+              <w:rPr>
+                <w:rFonts w:ascii="Times New Roman" w:hAnsi="Times New Roman" w:eastAsia="Times New Roman"/>
+                <w:b w:val="0"/>
+                <w:i w:val="0"/>
+                <w:sz w:val="26"/>
+              </w:rPr>
+              <w:t>- HS trao đổi nhóm đôi khi gặp khó khăn.</w:t>
+            </w:r>
+          </w:p>
+          <w:p>
+            <w:pPr>
+              <w:spacing w:line="276" w:lineRule="auto" w:after="40"/>
+              <w:jc w:val="left"/>
+            </w:pPr>
+            <w:r>
+              <w:rPr>
+                <w:rFonts w:ascii="Times New Roman" w:hAnsi="Times New Roman" w:eastAsia="Times New Roman"/>
+                <w:b w:val="0"/>
+                <w:i w:val="0"/>
+                <w:sz w:val="26"/>
+              </w:rPr>
+              <w:t>Bước 3: Báo cáo kết quả hoạt động:</w:t>
+            </w:r>
+          </w:p>
+          <w:p>
+            <w:pPr>
+              <w:spacing w:line="276" w:lineRule="auto" w:after="40"/>
+              <w:jc w:val="left"/>
+            </w:pPr>
+            <w:r>
+              <w:rPr>
+                <w:rFonts w:ascii="Times New Roman" w:hAnsi="Times New Roman" w:eastAsia="Times New Roman"/>
+                <w:b w:val="0"/>
+                <w:i w:val="0"/>
+                <w:sz w:val="26"/>
+              </w:rPr>
+              <w:t>- GV kiểm tra sản phẩm tại máy.</w:t>
+            </w:r>
+          </w:p>
+          <w:p>
+            <w:pPr>
+              <w:spacing w:line="276" w:lineRule="auto" w:after="40"/>
+              <w:jc w:val="left"/>
+            </w:pPr>
+            <w:r>
+              <w:rPr>
+                <w:rFonts w:ascii="Times New Roman" w:hAnsi="Times New Roman" w:eastAsia="Times New Roman"/>
+                <w:b w:val="0"/>
+                <w:i w:val="0"/>
+                <w:sz w:val="26"/>
+              </w:rPr>
+              <w:t>- HS đổi chéo kiểm tra bài của nhau.</w:t>
+            </w:r>
+          </w:p>
+          <w:p>
+            <w:pPr>
+              <w:spacing w:line="276" w:lineRule="auto" w:after="40"/>
+              <w:jc w:val="left"/>
+            </w:pPr>
+            <w:r>
+              <w:rPr>
+                <w:rFonts w:ascii="Times New Roman" w:hAnsi="Times New Roman" w:eastAsia="Times New Roman"/>
+                <w:b w:val="0"/>
+                <w:i w:val="0"/>
+                <w:sz w:val="26"/>
+              </w:rPr>
+              <w:t>Bước 4: Đánh giá kết quả thực hiện nhiệm vụ:</w:t>
+            </w:r>
+          </w:p>
+          <w:p>
+            <w:pPr>
+              <w:spacing w:line="276" w:lineRule="auto" w:after="40"/>
+              <w:jc w:val="left"/>
+            </w:pPr>
+            <w:r>
+              <w:rPr>
+                <w:rFonts w:ascii="Times New Roman" w:hAnsi="Times New Roman" w:eastAsia="Times New Roman"/>
+                <w:b w:val="0"/>
+                <w:i w:val="0"/>
+                <w:sz w:val="26"/>
+              </w:rPr>
+              <w:t>- GV nhận xét, đánh giá kết quả thực hành.</w:t>
+            </w:r>
+          </w:p>
+          <w:p>
+            <w:pPr>
+              <w:spacing w:line="276" w:lineRule="auto" w:after="40"/>
+              <w:jc w:val="left"/>
+            </w:pPr>
+            <w:r>
+              <w:rPr>
+                <w:rFonts w:ascii="Times New Roman" w:hAnsi="Times New Roman" w:eastAsia="Times New Roman"/>
+                <w:b w:val="0"/>
+                <w:i w:val="0"/>
+                <w:sz w:val="26"/>
+              </w:rPr>
+              <w:t>- Tuyên dương HS làm tốt.</w:t>
             </w:r>
           </w:p>
         </w:tc>
         <w:tc>
           <w:tcPr>
-            <w:tcW w:type="dxa" w:w="3628"/>
+            <w:tcW w:type="dxa" w:w="4875"/>
+            <w:tcMar>
+              <w:top w:w="80" w:type="dxa"/>
+              <w:bottom w:w="80" w:type="dxa"/>
+              <w:left w:w="120" w:type="dxa"/>
+              <w:right w:w="120" w:type="dxa"/>
+            </w:tcMar>
           </w:tcPr>
           <w:p>
             <w:pPr>
-              <w:spacing w:line="276" w:lineRule="auto" w:after="40" w:before="0"/>
+              <w:spacing w:line="276" w:lineRule="auto" w:after="40"/>
               <w:jc w:val="left"/>
             </w:pPr>
             <w:r/>
@@ -2053,313 +1827,22 @@
                 <w:i w:val="0"/>
                 <w:sz w:val="26"/>
               </w:rPr>
-              <w:t>GV giao bài tập thực hành luyện tập bài Ôn tập và luyện tập trên máy tính cho từng HS/nhóm đôi.</w:t>
-            </w:r>
-          </w:p>
-        </w:tc>
-        <w:tc>
-          <w:tcPr>
-            <w:tcW w:type="dxa" w:w="3628"/>
-          </w:tcPr>
-          <w:p>
-            <w:pPr>
-              <w:spacing w:line="276" w:lineRule="auto" w:after="40" w:before="0"/>
-              <w:jc w:val="left"/>
-            </w:pPr>
-            <w:r/>
-            <w:r>
-              <w:rPr>
-                <w:rFonts w:ascii="Times New Roman" w:hAnsi="Times New Roman" w:eastAsia="Times New Roman"/>
-                <w:b w:val="0"/>
-                <w:i w:val="0"/>
-                <w:sz w:val="26"/>
-              </w:rPr>
-              <w:t>HS mở phần mềm/tệp thực hành trên máy tính và bắt đầu làm bài.</w:t>
-            </w:r>
-          </w:p>
-        </w:tc>
-      </w:tr>
-      <w:tr>
-        <w:tc>
-          <w:tcPr>
-            <w:tcW w:type="dxa" w:w="1814"/>
-          </w:tcPr>
-          <w:p>
-            <w:pPr>
-              <w:spacing w:line="276" w:lineRule="auto" w:after="40" w:before="0"/>
-              <w:jc w:val="center"/>
-            </w:pPr>
-            <w:r/>
-            <w:r>
-              <w:rPr>
-                <w:rFonts w:ascii="Times New Roman" w:hAnsi="Times New Roman" w:eastAsia="Times New Roman"/>
-                <w:b/>
-                <w:i/>
-                <w:sz w:val="26"/>
-              </w:rPr>
-              <w:t>Bước 2:</w:t>
-            </w:r>
-          </w:p>
-          <w:p>
-            <w:pPr>
-              <w:spacing w:line="276" w:lineRule="auto" w:after="40" w:before="0"/>
-              <w:jc w:val="center"/>
-            </w:pPr>
-            <w:r>
-              <w:rPr>
-                <w:rFonts w:ascii="Times New Roman" w:hAnsi="Times New Roman" w:eastAsia="Times New Roman"/>
-                <w:b/>
-                <w:i/>
-                <w:sz w:val="26"/>
-              </w:rPr>
-              <w:t>Học sinh tiếp nhận</w:t>
-            </w:r>
-          </w:p>
-          <w:p>
-            <w:pPr>
-              <w:spacing w:line="276" w:lineRule="auto" w:after="40" w:before="0"/>
-              <w:jc w:val="center"/>
-            </w:pPr>
-            <w:r>
-              <w:rPr>
-                <w:rFonts w:ascii="Times New Roman" w:hAnsi="Times New Roman" w:eastAsia="Times New Roman"/>
-                <w:b/>
-                <w:i/>
-                <w:sz w:val="26"/>
-              </w:rPr>
-              <w:t>nhiệm vụ</w:t>
-            </w:r>
-          </w:p>
-        </w:tc>
-        <w:tc>
-          <w:tcPr>
-            <w:tcW w:type="dxa" w:w="3628"/>
-          </w:tcPr>
-          <w:p>
-            <w:pPr>
-              <w:spacing w:line="276" w:lineRule="auto" w:after="40" w:before="0"/>
-              <w:jc w:val="left"/>
-            </w:pPr>
-            <w:r/>
-            <w:r>
-              <w:rPr>
-                <w:rFonts w:ascii="Times New Roman" w:hAnsi="Times New Roman" w:eastAsia="Times New Roman"/>
-                <w:b w:val="0"/>
-                <w:i w:val="0"/>
-                <w:sz w:val="26"/>
-              </w:rPr>
-              <w:t>GV di chuyển quan sát, hỗ trợ kịp thời các HS còn lúng túng hoặc gặp sự cố kỹ thuật.</w:t>
-            </w:r>
-          </w:p>
-        </w:tc>
-        <w:tc>
-          <w:tcPr>
-            <w:tcW w:type="dxa" w:w="3628"/>
-          </w:tcPr>
-          <w:p>
-            <w:pPr>
-              <w:spacing w:line="276" w:lineRule="auto" w:after="40" w:before="0"/>
-              <w:jc w:val="left"/>
-            </w:pPr>
-            <w:r/>
-            <w:r>
-              <w:rPr>
-                <w:rFonts w:ascii="Times New Roman" w:hAnsi="Times New Roman" w:eastAsia="Times New Roman"/>
-                <w:b w:val="0"/>
-                <w:i w:val="0"/>
-                <w:sz w:val="26"/>
-              </w:rPr>
-              <w:t>HS tự giác thực hành cá nhân, chủ động trao đổi nhóm đôi khi gặp khó khăn.</w:t>
-            </w:r>
-          </w:p>
-        </w:tc>
-      </w:tr>
-      <w:tr>
-        <w:tc>
-          <w:tcPr>
-            <w:tcW w:type="dxa" w:w="1814"/>
-          </w:tcPr>
-          <w:p>
-            <w:pPr>
-              <w:spacing w:line="276" w:lineRule="auto" w:after="40" w:before="0"/>
-              <w:jc w:val="center"/>
-            </w:pPr>
-            <w:r/>
-            <w:r>
-              <w:rPr>
-                <w:rFonts w:ascii="Times New Roman" w:hAnsi="Times New Roman" w:eastAsia="Times New Roman"/>
-                <w:b/>
-                <w:i/>
-                <w:sz w:val="26"/>
-              </w:rPr>
-              <w:t>Bước 3:</w:t>
-            </w:r>
-          </w:p>
-          <w:p>
-            <w:pPr>
-              <w:spacing w:line="276" w:lineRule="auto" w:after="40" w:before="0"/>
-              <w:jc w:val="center"/>
-            </w:pPr>
-            <w:r>
-              <w:rPr>
-                <w:rFonts w:ascii="Times New Roman" w:hAnsi="Times New Roman" w:eastAsia="Times New Roman"/>
-                <w:b/>
-                <w:i/>
-                <w:sz w:val="26"/>
-              </w:rPr>
-              <w:t>Báo cáo kết quả</w:t>
-            </w:r>
-          </w:p>
-          <w:p>
-            <w:pPr>
-              <w:spacing w:line="276" w:lineRule="auto" w:after="40" w:before="0"/>
-              <w:jc w:val="center"/>
-            </w:pPr>
-            <w:r>
-              <w:rPr>
-                <w:rFonts w:ascii="Times New Roman" w:hAnsi="Times New Roman" w:eastAsia="Times New Roman"/>
-                <w:b/>
-                <w:i/>
-                <w:sz w:val="26"/>
-              </w:rPr>
-              <w:t>hoạt động</w:t>
-            </w:r>
-          </w:p>
-        </w:tc>
-        <w:tc>
-          <w:tcPr>
-            <w:tcW w:type="dxa" w:w="3628"/>
-          </w:tcPr>
-          <w:p>
-            <w:pPr>
-              <w:spacing w:line="276" w:lineRule="auto" w:after="40" w:before="0"/>
-              <w:jc w:val="left"/>
-            </w:pPr>
-            <w:r/>
-            <w:r>
-              <w:rPr>
-                <w:rFonts w:ascii="Times New Roman" w:hAnsi="Times New Roman" w:eastAsia="Times New Roman"/>
-                <w:b w:val="0"/>
-                <w:i w:val="0"/>
-                <w:sz w:val="26"/>
-              </w:rPr>
-              <w:t>GV kiểm tra nhanh sản phẩm tại máy của một số HS, cho HS đổi chéo kiểm tra bài của nhau.</w:t>
-            </w:r>
-          </w:p>
-        </w:tc>
-        <w:tc>
-          <w:tcPr>
-            <w:tcW w:type="dxa" w:w="3628"/>
-          </w:tcPr>
-          <w:p>
-            <w:pPr>
-              <w:spacing w:line="276" w:lineRule="auto" w:after="40" w:before="0"/>
-              <w:jc w:val="left"/>
-            </w:pPr>
-            <w:r/>
-            <w:r>
-              <w:rPr>
-                <w:rFonts w:ascii="Times New Roman" w:hAnsi="Times New Roman" w:eastAsia="Times New Roman"/>
-                <w:b w:val="0"/>
-                <w:i w:val="0"/>
-                <w:sz w:val="26"/>
-              </w:rPr>
-              <w:t>HS đối chiếu kết quả thực hành với bạn bên cạnh, báo cáo kết quả hoàn thành.</w:t>
-            </w:r>
-          </w:p>
-        </w:tc>
-      </w:tr>
-      <w:tr>
-        <w:tc>
-          <w:tcPr>
-            <w:tcW w:type="dxa" w:w="1814"/>
-          </w:tcPr>
-          <w:p>
-            <w:pPr>
-              <w:spacing w:line="276" w:lineRule="auto" w:after="40" w:before="0"/>
-              <w:jc w:val="center"/>
-            </w:pPr>
-            <w:r/>
-            <w:r>
-              <w:rPr>
-                <w:rFonts w:ascii="Times New Roman" w:hAnsi="Times New Roman" w:eastAsia="Times New Roman"/>
-                <w:b/>
-                <w:i/>
-                <w:sz w:val="26"/>
-              </w:rPr>
-              <w:t>Bước 4:</w:t>
-            </w:r>
-          </w:p>
-          <w:p>
-            <w:pPr>
-              <w:spacing w:line="276" w:lineRule="auto" w:after="40" w:before="0"/>
-              <w:jc w:val="center"/>
-            </w:pPr>
-            <w:r>
-              <w:rPr>
-                <w:rFonts w:ascii="Times New Roman" w:hAnsi="Times New Roman" w:eastAsia="Times New Roman"/>
-                <w:b/>
-                <w:i/>
-                <w:sz w:val="26"/>
-              </w:rPr>
-              <w:t>Đánh giá kết quả</w:t>
-            </w:r>
-          </w:p>
-          <w:p>
-            <w:pPr>
-              <w:spacing w:line="276" w:lineRule="auto" w:after="40" w:before="0"/>
-              <w:jc w:val="center"/>
-            </w:pPr>
-            <w:r>
-              <w:rPr>
-                <w:rFonts w:ascii="Times New Roman" w:hAnsi="Times New Roman" w:eastAsia="Times New Roman"/>
-                <w:b/>
-                <w:i/>
-                <w:sz w:val="26"/>
-              </w:rPr>
-              <w:t>thực hiện nhiệm vụ</w:t>
-            </w:r>
-          </w:p>
-        </w:tc>
-        <w:tc>
-          <w:tcPr>
-            <w:tcW w:type="dxa" w:w="3628"/>
-          </w:tcPr>
-          <w:p>
-            <w:pPr>
-              <w:spacing w:line="276" w:lineRule="auto" w:after="40" w:before="0"/>
-              <w:jc w:val="left"/>
-            </w:pPr>
-            <w:r/>
-            <w:r>
-              <w:rPr>
-                <w:rFonts w:ascii="Times New Roman" w:hAnsi="Times New Roman" w:eastAsia="Times New Roman"/>
-                <w:b w:val="0"/>
-                <w:i w:val="0"/>
-                <w:sz w:val="26"/>
-              </w:rPr>
-              <w:t>GV nhận xét, đánh giá kết quả thực hành của cả lớp, tuyên dương HS làm tốt.</w:t>
-            </w:r>
-          </w:p>
-        </w:tc>
-        <w:tc>
-          <w:tcPr>
-            <w:tcW w:type="dxa" w:w="3628"/>
-          </w:tcPr>
-          <w:p>
-            <w:pPr>
-              <w:spacing w:line="276" w:lineRule="auto" w:after="40" w:before="0"/>
-              <w:jc w:val="left"/>
-            </w:pPr>
-            <w:r/>
-            <w:r>
-              <w:rPr>
-                <w:rFonts w:ascii="Times New Roman" w:hAnsi="Times New Roman" w:eastAsia="Times New Roman"/>
-                <w:b w:val="0"/>
-                <w:i w:val="0"/>
-                <w:sz w:val="26"/>
-              </w:rPr>
-              <w:t>HS hoàn thiện sản phẩm, lưu tệp theo đúng hướng dẫn của GV.</w:t>
+              <w:t>Sản phẩm thực hành hoàn thành.</w:t>
+            </w:r>
+          </w:p>
+          <w:p>
+            <w:pPr>
+              <w:spacing w:line="276" w:lineRule="auto" w:after="40"/>
+              <w:jc w:val="left"/>
+            </w:pPr>
+            <w:r>
+              <w:rPr>
+                <w:rFonts w:ascii="Times New Roman" w:hAnsi="Times New Roman" w:eastAsia="Times New Roman"/>
+                <w:b w:val="0"/>
+                <w:i w:val="0"/>
+                <w:sz w:val="26"/>
+              </w:rPr>
+              <w:t>HS tự tin thao tác trên máy tính.</w:t>
             </w:r>
           </w:p>
         </w:tc>
@@ -2409,7 +1892,7 @@
           <w:i/>
           <w:sz w:val="26"/>
         </w:rPr>
-        <w:t>Vận dụng kiến thức, kỹ năng đã học vào giải quyết bài toán/tình huống thực tế cuộc sống.</w:t>
+        <w:t>Vận dụng kiến thức, kỹ năng đã học vào tình huống thực tế cuộc sống.</w:t>
       </w:r>
     </w:p>
     <w:p>
@@ -2434,7 +1917,7 @@
           <w:i/>
           <w:sz w:val="26"/>
         </w:rPr>
-        <w:t>GV đặt câu hỏi mở rộng, yêu cầu liên hệ thực tiễn hoặc giao bài tập về nhà sáng tạo.</w:t>
+        <w:t>GV đặt câu hỏi mở rộng, yêu cầu liên hệ thực tiễn.</w:t>
       </w:r>
     </w:p>
     <w:p>
@@ -2459,7 +1942,7 @@
           <w:i/>
           <w:sz w:val="26"/>
         </w:rPr>
-        <w:t>Ý kiến đề xuất giải pháp, sản phẩm ứng dụng sáng tạo và phòng máy được tắt an toàn.</w:t>
+        <w:t>Ý kiến đề xuất giải pháp, phòng máy được tắt an toàn.</w:t>
       </w:r>
     </w:p>
     <w:p>
@@ -2492,18 +1975,23 @@
         </w:tblBorders>
       </w:tblPr>
       <w:tblGrid>
-        <w:gridCol w:w="3198"/>
-        <w:gridCol w:w="3198"/>
-        <w:gridCol w:w="3198"/>
+        <w:gridCol w:w="4875"/>
+        <w:gridCol w:w="4875"/>
       </w:tblGrid>
       <w:tr>
         <w:tc>
           <w:tcPr>
-            <w:tcW w:type="dxa" w:w="1814"/>
+            <w:tcW w:type="dxa" w:w="5102"/>
+            <w:tcMar>
+              <w:top w:w="80" w:type="dxa"/>
+              <w:bottom w:w="80" w:type="dxa"/>
+              <w:left w:w="120" w:type="dxa"/>
+              <w:right w:w="120" w:type="dxa"/>
+            </w:tcMar>
           </w:tcPr>
           <w:p>
             <w:pPr>
-              <w:spacing w:line="276" w:lineRule="auto" w:after="40" w:before="0"/>
+              <w:spacing w:line="276" w:lineRule="auto" w:after="40"/>
               <w:jc w:val="center"/>
             </w:pPr>
             <w:r/>
@@ -2514,17 +2002,23 @@
                 <w:i w:val="0"/>
                 <w:sz w:val="26"/>
               </w:rPr>
-              <w:t>Bước</w:t>
+              <w:t>HOẠT ĐỘNG CỦA GV – HS</w:t>
             </w:r>
           </w:p>
         </w:tc>
         <w:tc>
           <w:tcPr>
-            <w:tcW w:type="dxa" w:w="3628"/>
+            <w:tcW w:type="dxa" w:w="3969"/>
+            <w:tcMar>
+              <w:top w:w="80" w:type="dxa"/>
+              <w:bottom w:w="80" w:type="dxa"/>
+              <w:left w:w="120" w:type="dxa"/>
+              <w:right w:w="120" w:type="dxa"/>
+            </w:tcMar>
           </w:tcPr>
           <w:p>
             <w:pPr>
-              <w:spacing w:line="276" w:lineRule="auto" w:after="40" w:before="0"/>
+              <w:spacing w:line="276" w:lineRule="auto" w:after="40"/>
               <w:jc w:val="center"/>
             </w:pPr>
             <w:r/>
@@ -2535,28 +2029,7 @@
                 <w:i w:val="0"/>
                 <w:sz w:val="26"/>
               </w:rPr>
-              <w:t>Hoạt động của GV</w:t>
-            </w:r>
-          </w:p>
-        </w:tc>
-        <w:tc>
-          <w:tcPr>
-            <w:tcW w:type="dxa" w:w="3628"/>
-          </w:tcPr>
-          <w:p>
-            <w:pPr>
-              <w:spacing w:line="276" w:lineRule="auto" w:after="40" w:before="0"/>
-              <w:jc w:val="center"/>
-            </w:pPr>
-            <w:r/>
-            <w:r>
-              <w:rPr>
-                <w:rFonts w:ascii="Times New Roman" w:hAnsi="Times New Roman" w:eastAsia="Times New Roman"/>
-                <w:b/>
-                <w:i w:val="0"/>
-                <w:sz w:val="26"/>
-              </w:rPr>
-              <w:t>Hoạt động của HS</w:t>
+              <w:t>KẾT QUẢ CẦN ĐẠT</w:t>
             </w:r>
           </w:p>
         </w:tc>
@@ -2564,62 +2037,164 @@
       <w:tr>
         <w:tc>
           <w:tcPr>
-            <w:tcW w:type="dxa" w:w="1814"/>
+            <w:tcW w:type="dxa" w:w="4875"/>
+            <w:tcMar>
+              <w:top w:w="80" w:type="dxa"/>
+              <w:bottom w:w="80" w:type="dxa"/>
+              <w:left w:w="120" w:type="dxa"/>
+              <w:right w:w="120" w:type="dxa"/>
+            </w:tcMar>
           </w:tcPr>
           <w:p>
             <w:pPr>
-              <w:spacing w:line="276" w:lineRule="auto" w:after="40" w:before="0"/>
-              <w:jc w:val="center"/>
+              <w:spacing w:line="276" w:lineRule="auto" w:after="40"/>
+              <w:jc w:val="left"/>
             </w:pPr>
             <w:r/>
             <w:r>
               <w:rPr>
                 <w:rFonts w:ascii="Times New Roman" w:hAnsi="Times New Roman" w:eastAsia="Times New Roman"/>
-                <w:b/>
-                <w:i/>
-                <w:sz w:val="26"/>
-              </w:rPr>
-              <w:t>Bước 1:</w:t>
-            </w:r>
-          </w:p>
-          <w:p>
-            <w:pPr>
-              <w:spacing w:line="276" w:lineRule="auto" w:after="40" w:before="0"/>
-              <w:jc w:val="center"/>
-            </w:pPr>
-            <w:r>
-              <w:rPr>
-                <w:rFonts w:ascii="Times New Roman" w:hAnsi="Times New Roman" w:eastAsia="Times New Roman"/>
-                <w:b/>
-                <w:i/>
-                <w:sz w:val="26"/>
-              </w:rPr>
-              <w:t>Chuyển giao</w:t>
-            </w:r>
-          </w:p>
-          <w:p>
-            <w:pPr>
-              <w:spacing w:line="276" w:lineRule="auto" w:after="40" w:before="0"/>
-              <w:jc w:val="center"/>
-            </w:pPr>
-            <w:r>
-              <w:rPr>
-                <w:rFonts w:ascii="Times New Roman" w:hAnsi="Times New Roman" w:eastAsia="Times New Roman"/>
-                <w:b/>
-                <w:i/>
-                <w:sz w:val="26"/>
-              </w:rPr>
-              <w:t>nhiệm vụ</w:t>
+                <w:b w:val="0"/>
+                <w:i w:val="0"/>
+                <w:sz w:val="26"/>
+              </w:rPr>
+              <w:t>Bước 1: Chuyển giao nhiệm vụ học tập:</w:t>
+            </w:r>
+          </w:p>
+          <w:p>
+            <w:pPr>
+              <w:spacing w:line="276" w:lineRule="auto" w:after="40"/>
+              <w:jc w:val="left"/>
+            </w:pPr>
+            <w:r>
+              <w:rPr>
+                <w:rFonts w:ascii="Times New Roman" w:hAnsi="Times New Roman" w:eastAsia="Times New Roman"/>
+                <w:b w:val="0"/>
+                <w:i w:val="0"/>
+                <w:sz w:val="26"/>
+              </w:rPr>
+              <w:t>- GV nêu câu hỏi: "Em có thể ứng dụng kiến thức bài Ôn tập và luyện tập như thế nào trong cuộc sống?"</w:t>
+            </w:r>
+          </w:p>
+          <w:p>
+            <w:pPr>
+              <w:spacing w:line="276" w:lineRule="auto" w:after="40"/>
+              <w:jc w:val="left"/>
+            </w:pPr>
+            <w:r>
+              <w:rPr>
+                <w:rFonts w:ascii="Times New Roman" w:hAnsi="Times New Roman" w:eastAsia="Times New Roman"/>
+                <w:b w:val="0"/>
+                <w:i w:val="0"/>
+                <w:sz w:val="26"/>
+              </w:rPr>
+              <w:t>Bước 2: Học sinh tiếp nhận nhiệm vụ học tập:</w:t>
+            </w:r>
+          </w:p>
+          <w:p>
+            <w:pPr>
+              <w:spacing w:line="276" w:lineRule="auto" w:after="40"/>
+              <w:jc w:val="left"/>
+            </w:pPr>
+            <w:r>
+              <w:rPr>
+                <w:rFonts w:ascii="Times New Roman" w:hAnsi="Times New Roman" w:eastAsia="Times New Roman"/>
+                <w:b w:val="0"/>
+                <w:i w:val="0"/>
+                <w:sz w:val="26"/>
+              </w:rPr>
+              <w:t>- HS suy nghĩ, thảo luận nhanh hoặc ghi chép ý tưởng.</w:t>
+            </w:r>
+          </w:p>
+          <w:p>
+            <w:pPr>
+              <w:spacing w:line="276" w:lineRule="auto" w:after="40"/>
+              <w:jc w:val="left"/>
+            </w:pPr>
+            <w:r>
+              <w:rPr>
+                <w:rFonts w:ascii="Times New Roman" w:hAnsi="Times New Roman" w:eastAsia="Times New Roman"/>
+                <w:b w:val="0"/>
+                <w:i w:val="0"/>
+                <w:sz w:val="26"/>
+              </w:rPr>
+              <w:t>Bước 3: Báo cáo kết quả hoạt động:</w:t>
+            </w:r>
+          </w:p>
+          <w:p>
+            <w:pPr>
+              <w:spacing w:line="276" w:lineRule="auto" w:after="40"/>
+              <w:jc w:val="left"/>
+            </w:pPr>
+            <w:r>
+              <w:rPr>
+                <w:rFonts w:ascii="Times New Roman" w:hAnsi="Times New Roman" w:eastAsia="Times New Roman"/>
+                <w:b w:val="0"/>
+                <w:i w:val="0"/>
+                <w:sz w:val="26"/>
+              </w:rPr>
+              <w:t>- 1-2 HS chia sẻ ý tưởng vận dụng trước lớp.</w:t>
+            </w:r>
+          </w:p>
+          <w:p>
+            <w:pPr>
+              <w:spacing w:line="276" w:lineRule="auto" w:after="40"/>
+              <w:jc w:val="left"/>
+            </w:pPr>
+            <w:r>
+              <w:rPr>
+                <w:rFonts w:ascii="Times New Roman" w:hAnsi="Times New Roman" w:eastAsia="Times New Roman"/>
+                <w:b w:val="0"/>
+                <w:i w:val="0"/>
+                <w:sz w:val="26"/>
+              </w:rPr>
+              <w:t>Bước 4: Giáo viên nhắc nhở nhiệm vụ về nhà:</w:t>
+            </w:r>
+          </w:p>
+          <w:p>
+            <w:pPr>
+              <w:spacing w:line="276" w:lineRule="auto" w:after="40"/>
+              <w:jc w:val="left"/>
+            </w:pPr>
+            <w:r>
+              <w:rPr>
+                <w:rFonts w:ascii="Times New Roman" w:hAnsi="Times New Roman" w:eastAsia="Times New Roman"/>
+                <w:b w:val="0"/>
+                <w:i w:val="0"/>
+                <w:sz w:val="26"/>
+              </w:rPr>
+              <w:t>- GV tổng kết tiết học, giao nhiệm vụ chuẩn bị bài sau.</w:t>
+            </w:r>
+          </w:p>
+          <w:p>
+            <w:pPr>
+              <w:spacing w:line="276" w:lineRule="auto" w:after="40"/>
+              <w:jc w:val="left"/>
+            </w:pPr>
+            <w:r>
+              <w:rPr>
+                <w:rFonts w:ascii="Times New Roman" w:hAnsi="Times New Roman" w:eastAsia="Times New Roman"/>
+                <w:b w:val="0"/>
+                <w:i w:val="0"/>
+                <w:sz w:val="26"/>
+              </w:rPr>
+              <w:t>- Hướng dẫn HS lưu bài, tắt máy và xếp gọn phòng học.</w:t>
             </w:r>
           </w:p>
         </w:tc>
         <w:tc>
           <w:tcPr>
-            <w:tcW w:type="dxa" w:w="3628"/>
+            <w:tcW w:type="dxa" w:w="4875"/>
+            <w:tcMar>
+              <w:top w:w="80" w:type="dxa"/>
+              <w:bottom w:w="80" w:type="dxa"/>
+              <w:left w:w="120" w:type="dxa"/>
+              <w:right w:w="120" w:type="dxa"/>
+            </w:tcMar>
           </w:tcPr>
           <w:p>
             <w:pPr>
-              <w:spacing w:line="276" w:lineRule="auto" w:after="40" w:before="0"/>
+              <w:spacing w:line="276" w:lineRule="auto" w:after="40"/>
               <w:jc w:val="left"/>
             </w:pPr>
             <w:r/>
@@ -2630,313 +2205,22 @@
                 <w:i w:val="0"/>
                 <w:sz w:val="26"/>
               </w:rPr>
-              <w:t>GV nêu câu hỏi vận dụng: "Em có thể ứng dụng kiến thức bài Ôn tập và luyện tập như thế nào trong học tập và cuộc sống?"</w:t>
-            </w:r>
-          </w:p>
-        </w:tc>
-        <w:tc>
-          <w:tcPr>
-            <w:tcW w:type="dxa" w:w="3628"/>
-          </w:tcPr>
-          <w:p>
-            <w:pPr>
-              <w:spacing w:line="276" w:lineRule="auto" w:after="40" w:before="0"/>
-              <w:jc w:val="left"/>
-            </w:pPr>
-            <w:r/>
-            <w:r>
-              <w:rPr>
-                <w:rFonts w:ascii="Times New Roman" w:hAnsi="Times New Roman" w:eastAsia="Times New Roman"/>
-                <w:b w:val="0"/>
-                <w:i w:val="0"/>
-                <w:sz w:val="26"/>
-              </w:rPr>
-              <w:t>HS tiếp nhận câu hỏi, suy nghĩ cá nhân liên hệ thực tế.</w:t>
-            </w:r>
-          </w:p>
-        </w:tc>
-      </w:tr>
-      <w:tr>
-        <w:tc>
-          <w:tcPr>
-            <w:tcW w:type="dxa" w:w="1814"/>
-          </w:tcPr>
-          <w:p>
-            <w:pPr>
-              <w:spacing w:line="276" w:lineRule="auto" w:after="40" w:before="0"/>
-              <w:jc w:val="center"/>
-            </w:pPr>
-            <w:r/>
-            <w:r>
-              <w:rPr>
-                <w:rFonts w:ascii="Times New Roman" w:hAnsi="Times New Roman" w:eastAsia="Times New Roman"/>
-                <w:b/>
-                <w:i/>
-                <w:sz w:val="26"/>
-              </w:rPr>
-              <w:t>Bước 2:</w:t>
-            </w:r>
-          </w:p>
-          <w:p>
-            <w:pPr>
-              <w:spacing w:line="276" w:lineRule="auto" w:after="40" w:before="0"/>
-              <w:jc w:val="center"/>
-            </w:pPr>
-            <w:r>
-              <w:rPr>
-                <w:rFonts w:ascii="Times New Roman" w:hAnsi="Times New Roman" w:eastAsia="Times New Roman"/>
-                <w:b/>
-                <w:i/>
-                <w:sz w:val="26"/>
-              </w:rPr>
-              <w:t>Học sinh tiếp nhận</w:t>
-            </w:r>
-          </w:p>
-          <w:p>
-            <w:pPr>
-              <w:spacing w:line="276" w:lineRule="auto" w:after="40" w:before="0"/>
-              <w:jc w:val="center"/>
-            </w:pPr>
-            <w:r>
-              <w:rPr>
-                <w:rFonts w:ascii="Times New Roman" w:hAnsi="Times New Roman" w:eastAsia="Times New Roman"/>
-                <w:b/>
-                <w:i/>
-                <w:sz w:val="26"/>
-              </w:rPr>
-              <w:t>nhiệm vụ</w:t>
-            </w:r>
-          </w:p>
-        </w:tc>
-        <w:tc>
-          <w:tcPr>
-            <w:tcW w:type="dxa" w:w="3628"/>
-          </w:tcPr>
-          <w:p>
-            <w:pPr>
-              <w:spacing w:line="276" w:lineRule="auto" w:after="40" w:before="0"/>
-              <w:jc w:val="left"/>
-            </w:pPr>
-            <w:r/>
-            <w:r>
-              <w:rPr>
-                <w:rFonts w:ascii="Times New Roman" w:hAnsi="Times New Roman" w:eastAsia="Times New Roman"/>
-                <w:b w:val="0"/>
-                <w:i w:val="0"/>
-                <w:sz w:val="26"/>
-              </w:rPr>
-              <w:t>GV dành 2-3 phút cho HS suy nghĩ, gợi ý các hướng liên hệ gần gũi.</w:t>
-            </w:r>
-          </w:p>
-        </w:tc>
-        <w:tc>
-          <w:tcPr>
-            <w:tcW w:type="dxa" w:w="3628"/>
-          </w:tcPr>
-          <w:p>
-            <w:pPr>
-              <w:spacing w:line="276" w:lineRule="auto" w:after="40" w:before="0"/>
-              <w:jc w:val="left"/>
-            </w:pPr>
-            <w:r/>
-            <w:r>
-              <w:rPr>
-                <w:rFonts w:ascii="Times New Roman" w:hAnsi="Times New Roman" w:eastAsia="Times New Roman"/>
-                <w:b w:val="0"/>
-                <w:i w:val="0"/>
-                <w:sz w:val="26"/>
-              </w:rPr>
-              <w:t>HS suy nghĩ, thảo luận nhanh hoặc ghi chép ý tưởng vào vở.</w:t>
-            </w:r>
-          </w:p>
-        </w:tc>
-      </w:tr>
-      <w:tr>
-        <w:tc>
-          <w:tcPr>
-            <w:tcW w:type="dxa" w:w="1814"/>
-          </w:tcPr>
-          <w:p>
-            <w:pPr>
-              <w:spacing w:line="276" w:lineRule="auto" w:after="40" w:before="0"/>
-              <w:jc w:val="center"/>
-            </w:pPr>
-            <w:r/>
-            <w:r>
-              <w:rPr>
-                <w:rFonts w:ascii="Times New Roman" w:hAnsi="Times New Roman" w:eastAsia="Times New Roman"/>
-                <w:b/>
-                <w:i/>
-                <w:sz w:val="26"/>
-              </w:rPr>
-              <w:t>Bước 3:</w:t>
-            </w:r>
-          </w:p>
-          <w:p>
-            <w:pPr>
-              <w:spacing w:line="276" w:lineRule="auto" w:after="40" w:before="0"/>
-              <w:jc w:val="center"/>
-            </w:pPr>
-            <w:r>
-              <w:rPr>
-                <w:rFonts w:ascii="Times New Roman" w:hAnsi="Times New Roman" w:eastAsia="Times New Roman"/>
-                <w:b/>
-                <w:i/>
-                <w:sz w:val="26"/>
-              </w:rPr>
-              <w:t>Báo cáo kết quả</w:t>
-            </w:r>
-          </w:p>
-          <w:p>
-            <w:pPr>
-              <w:spacing w:line="276" w:lineRule="auto" w:after="40" w:before="0"/>
-              <w:jc w:val="center"/>
-            </w:pPr>
-            <w:r>
-              <w:rPr>
-                <w:rFonts w:ascii="Times New Roman" w:hAnsi="Times New Roman" w:eastAsia="Times New Roman"/>
-                <w:b/>
-                <w:i/>
-                <w:sz w:val="26"/>
-              </w:rPr>
-              <w:t>hoạt động</w:t>
-            </w:r>
-          </w:p>
-        </w:tc>
-        <w:tc>
-          <w:tcPr>
-            <w:tcW w:type="dxa" w:w="3628"/>
-          </w:tcPr>
-          <w:p>
-            <w:pPr>
-              <w:spacing w:line="276" w:lineRule="auto" w:after="40" w:before="0"/>
-              <w:jc w:val="left"/>
-            </w:pPr>
-            <w:r/>
-            <w:r>
-              <w:rPr>
-                <w:rFonts w:ascii="Times New Roman" w:hAnsi="Times New Roman" w:eastAsia="Times New Roman"/>
-                <w:b w:val="0"/>
-                <w:i w:val="0"/>
-                <w:sz w:val="26"/>
-              </w:rPr>
-              <w:t>GV mời 1-2 HS chia sẻ ý tưởng vận dụng trước lớp.</w:t>
-            </w:r>
-          </w:p>
-        </w:tc>
-        <w:tc>
-          <w:tcPr>
-            <w:tcW w:type="dxa" w:w="3628"/>
-          </w:tcPr>
-          <w:p>
-            <w:pPr>
-              <w:spacing w:line="276" w:lineRule="auto" w:after="40" w:before="0"/>
-              <w:jc w:val="left"/>
-            </w:pPr>
-            <w:r/>
-            <w:r>
-              <w:rPr>
-                <w:rFonts w:ascii="Times New Roman" w:hAnsi="Times New Roman" w:eastAsia="Times New Roman"/>
-                <w:b w:val="0"/>
-                <w:i w:val="0"/>
-                <w:sz w:val="26"/>
-              </w:rPr>
-              <w:t>HS phát biểu ý tưởng sáng tạo; các bạn khác nhận xét, bổ sung.</w:t>
-            </w:r>
-          </w:p>
-        </w:tc>
-      </w:tr>
-      <w:tr>
-        <w:tc>
-          <w:tcPr>
-            <w:tcW w:type="dxa" w:w="1814"/>
-          </w:tcPr>
-          <w:p>
-            <w:pPr>
-              <w:spacing w:line="276" w:lineRule="auto" w:after="40" w:before="0"/>
-              <w:jc w:val="center"/>
-            </w:pPr>
-            <w:r/>
-            <w:r>
-              <w:rPr>
-                <w:rFonts w:ascii="Times New Roman" w:hAnsi="Times New Roman" w:eastAsia="Times New Roman"/>
-                <w:b/>
-                <w:i/>
-                <w:sz w:val="26"/>
-              </w:rPr>
-              <w:t>Bước 4:</w:t>
-            </w:r>
-          </w:p>
-          <w:p>
-            <w:pPr>
-              <w:spacing w:line="276" w:lineRule="auto" w:after="40" w:before="0"/>
-              <w:jc w:val="center"/>
-            </w:pPr>
-            <w:r>
-              <w:rPr>
-                <w:rFonts w:ascii="Times New Roman" w:hAnsi="Times New Roman" w:eastAsia="Times New Roman"/>
-                <w:b/>
-                <w:i/>
-                <w:sz w:val="26"/>
-              </w:rPr>
-              <w:t>Giáo viên nhắc nhở</w:t>
-            </w:r>
-          </w:p>
-          <w:p>
-            <w:pPr>
-              <w:spacing w:line="276" w:lineRule="auto" w:after="40" w:before="0"/>
-              <w:jc w:val="center"/>
-            </w:pPr>
-            <w:r>
-              <w:rPr>
-                <w:rFonts w:ascii="Times New Roman" w:hAnsi="Times New Roman" w:eastAsia="Times New Roman"/>
-                <w:b/>
-                <w:i/>
-                <w:sz w:val="26"/>
-              </w:rPr>
-              <w:t>nhiệm vụ về nhà</w:t>
-            </w:r>
-          </w:p>
-        </w:tc>
-        <w:tc>
-          <w:tcPr>
-            <w:tcW w:type="dxa" w:w="3628"/>
-          </w:tcPr>
-          <w:p>
-            <w:pPr>
-              <w:spacing w:line="276" w:lineRule="auto" w:after="40" w:before="0"/>
-              <w:jc w:val="left"/>
-            </w:pPr>
-            <w:r/>
-            <w:r>
-              <w:rPr>
-                <w:rFonts w:ascii="Times New Roman" w:hAnsi="Times New Roman" w:eastAsia="Times New Roman"/>
-                <w:b w:val="0"/>
-                <w:i w:val="0"/>
-                <w:sz w:val="26"/>
-              </w:rPr>
-              <w:t>GV tổng kết tiết học, giao nhiệm vụ chuẩn bị bài sau; hướng dẫn HS lưu bài, tắt máy và xếp gọn phòng học.</w:t>
-            </w:r>
-          </w:p>
-        </w:tc>
-        <w:tc>
-          <w:tcPr>
-            <w:tcW w:type="dxa" w:w="3628"/>
-          </w:tcPr>
-          <w:p>
-            <w:pPr>
-              <w:spacing w:line="276" w:lineRule="auto" w:after="40" w:before="0"/>
-              <w:jc w:val="left"/>
-            </w:pPr>
-            <w:r/>
-            <w:r>
-              <w:rPr>
-                <w:rFonts w:ascii="Times New Roman" w:hAnsi="Times New Roman" w:eastAsia="Times New Roman"/>
-                <w:b w:val="0"/>
-                <w:i w:val="0"/>
-                <w:sz w:val="26"/>
-              </w:rPr>
-              <w:t>HS ghi nhận nhiệm vụ về nhà, thực hiện Shutdown máy tính an toàn, xếp bàn ghế ngay ngắn.</w:t>
+              <w:t>HS liên hệ được kiến thức với thực tế.</w:t>
+            </w:r>
+          </w:p>
+          <w:p>
+            <w:pPr>
+              <w:spacing w:line="276" w:lineRule="auto" w:after="40"/>
+              <w:jc w:val="left"/>
+            </w:pPr>
+            <w:r>
+              <w:rPr>
+                <w:rFonts w:ascii="Times New Roman" w:hAnsi="Times New Roman" w:eastAsia="Times New Roman"/>
+                <w:b w:val="0"/>
+                <w:i w:val="0"/>
+                <w:sz w:val="26"/>
+              </w:rPr>
+              <w:t>Phòng máy thu dọn gọn gàng.</w:t>
             </w:r>
           </w:p>
         </w:tc>
@@ -2967,7 +2251,6 @@
     <w:p>
       <w:pPr>
         <w:spacing w:line="276" w:lineRule="auto" w:after="60" w:before="0"/>
-        <w:ind w:firstLine="0"/>
         <w:jc w:val="both"/>
       </w:pPr>
       <w:r>
@@ -2983,7 +2266,6 @@
     <w:p>
       <w:pPr>
         <w:spacing w:line="276" w:lineRule="auto" w:after="60" w:before="0"/>
-        <w:ind w:firstLine="0"/>
         <w:jc w:val="both"/>
       </w:pPr>
       <w:r>
@@ -3016,18 +2298,24 @@
         </w:tblBorders>
       </w:tblPr>
       <w:tblGrid>
-        <w:gridCol w:w="3198"/>
-        <w:gridCol w:w="3198"/>
-        <w:gridCol w:w="3198"/>
+        <w:gridCol w:w="3250"/>
+        <w:gridCol w:w="3250"/>
+        <w:gridCol w:w="3250"/>
       </w:tblGrid>
       <w:tr>
         <w:tc>
           <w:tcPr>
-            <w:tcW w:type="dxa" w:w="3198"/>
+            <w:tcW w:type="dxa" w:w="3250"/>
+            <w:tcMar>
+              <w:top w:w="80" w:type="dxa"/>
+              <w:bottom w:w="80" w:type="dxa"/>
+              <w:left w:w="120" w:type="dxa"/>
+              <w:right w:w="120" w:type="dxa"/>
+            </w:tcMar>
           </w:tcPr>
           <w:p>
             <w:pPr>
-              <w:spacing w:line="276" w:lineRule="auto" w:after="40" w:before="0"/>
+              <w:spacing w:line="276" w:lineRule="auto" w:after="40"/>
               <w:jc w:val="center"/>
             </w:pPr>
             <w:r/>
@@ -3044,11 +2332,17 @@
         </w:tc>
         <w:tc>
           <w:tcPr>
-            <w:tcW w:type="dxa" w:w="3198"/>
+            <w:tcW w:type="dxa" w:w="3250"/>
+            <w:tcMar>
+              <w:top w:w="80" w:type="dxa"/>
+              <w:bottom w:w="80" w:type="dxa"/>
+              <w:left w:w="120" w:type="dxa"/>
+              <w:right w:w="120" w:type="dxa"/>
+            </w:tcMar>
           </w:tcPr>
           <w:p>
             <w:pPr>
-              <w:spacing w:line="276" w:lineRule="auto" w:after="40" w:before="0"/>
+              <w:spacing w:line="276" w:lineRule="auto" w:after="40"/>
               <w:jc w:val="center"/>
             </w:pPr>
             <w:r/>
@@ -3065,11 +2359,17 @@
         </w:tc>
         <w:tc>
           <w:tcPr>
-            <w:tcW w:type="dxa" w:w="3198"/>
+            <w:tcW w:type="dxa" w:w="3250"/>
+            <w:tcMar>
+              <w:top w:w="80" w:type="dxa"/>
+              <w:bottom w:w="80" w:type="dxa"/>
+              <w:left w:w="120" w:type="dxa"/>
+              <w:right w:w="120" w:type="dxa"/>
+            </w:tcMar>
           </w:tcPr>
           <w:p>
             <w:pPr>
-              <w:spacing w:line="276" w:lineRule="auto" w:after="40" w:before="0"/>
+              <w:spacing w:line="276" w:lineRule="auto" w:after="40"/>
               <w:jc w:val="center"/>
             </w:pPr>
             <w:r/>
@@ -3088,11 +2388,17 @@
       <w:tr>
         <w:tc>
           <w:tcPr>
-            <w:tcW w:type="dxa" w:w="3198"/>
+            <w:tcW w:type="dxa" w:w="3250"/>
+            <w:tcMar>
+              <w:top w:w="80" w:type="dxa"/>
+              <w:bottom w:w="80" w:type="dxa"/>
+              <w:left w:w="120" w:type="dxa"/>
+              <w:right w:w="120" w:type="dxa"/>
+            </w:tcMar>
           </w:tcPr>
           <w:p>
             <w:pPr>
-              <w:spacing w:line="276" w:lineRule="auto" w:after="40" w:before="0"/>
+              <w:spacing w:line="276" w:lineRule="auto" w:after="40"/>
               <w:jc w:val="center"/>
             </w:pPr>
             <w:r/>
@@ -3109,11 +2415,17 @@
         </w:tc>
         <w:tc>
           <w:tcPr>
-            <w:tcW w:type="dxa" w:w="3198"/>
+            <w:tcW w:type="dxa" w:w="3250"/>
+            <w:tcMar>
+              <w:top w:w="80" w:type="dxa"/>
+              <w:bottom w:w="80" w:type="dxa"/>
+              <w:left w:w="120" w:type="dxa"/>
+              <w:right w:w="120" w:type="dxa"/>
+            </w:tcMar>
           </w:tcPr>
           <w:p>
             <w:pPr>
-              <w:spacing w:line="276" w:lineRule="auto" w:after="40" w:before="0"/>
+              <w:spacing w:line="276" w:lineRule="auto" w:after="40"/>
               <w:jc w:val="center"/>
             </w:pPr>
             <w:r/>
@@ -3130,11 +2442,17 @@
         </w:tc>
         <w:tc>
           <w:tcPr>
-            <w:tcW w:type="dxa" w:w="3198"/>
+            <w:tcW w:type="dxa" w:w="3250"/>
+            <w:tcMar>
+              <w:top w:w="80" w:type="dxa"/>
+              <w:bottom w:w="80" w:type="dxa"/>
+              <w:left w:w="120" w:type="dxa"/>
+              <w:right w:w="120" w:type="dxa"/>
+            </w:tcMar>
           </w:tcPr>
           <w:p>
             <w:pPr>
-              <w:spacing w:line="276" w:lineRule="auto" w:after="40" w:before="0"/>
+              <w:spacing w:line="276" w:lineRule="auto" w:after="40"/>
               <w:jc w:val="center"/>
             </w:pPr>
             <w:r/>
@@ -3153,35 +2471,159 @@
       <w:tr>
         <w:tc>
           <w:tcPr>
-            <w:tcW w:type="dxa" w:w="3198"/>
+            <w:tcW w:type="dxa" w:w="3250"/>
+            <w:tcMar>
+              <w:top w:w="80" w:type="dxa"/>
+              <w:bottom w:w="80" w:type="dxa"/>
+              <w:left w:w="120" w:type="dxa"/>
+              <w:right w:w="120" w:type="dxa"/>
+            </w:tcMar>
           </w:tcPr>
           <w:p>
-            <w:r>
-              <w:br/>
-              <w:br/>
-              <w:br/>
+            <w:pPr>
+              <w:spacing w:line="276" w:lineRule="auto" w:after="40"/>
+              <w:jc w:val="center"/>
+            </w:pPr>
+            <w:r/>
+            <w:r>
+              <w:rPr>
+                <w:rFonts w:ascii="Times New Roman" w:hAnsi="Times New Roman" w:eastAsia="Times New Roman"/>
+                <w:b w:val="0"/>
+                <w:i w:val="0"/>
+                <w:sz w:val="26"/>
+              </w:rPr>
+            </w:r>
+          </w:p>
+          <w:p>
+            <w:pPr>
+              <w:spacing w:line="276" w:lineRule="auto" w:after="40"/>
+              <w:jc w:val="center"/>
+            </w:pPr>
+            <w:r>
+              <w:rPr>
+                <w:rFonts w:ascii="Times New Roman" w:hAnsi="Times New Roman" w:eastAsia="Times New Roman"/>
+                <w:b w:val="0"/>
+                <w:i w:val="0"/>
+                <w:sz w:val="26"/>
+              </w:rPr>
+            </w:r>
+          </w:p>
+          <w:p>
+            <w:pPr>
+              <w:spacing w:line="276" w:lineRule="auto" w:after="40"/>
+              <w:jc w:val="center"/>
+            </w:pPr>
+            <w:r>
+              <w:rPr>
+                <w:rFonts w:ascii="Times New Roman" w:hAnsi="Times New Roman" w:eastAsia="Times New Roman"/>
+                <w:b w:val="0"/>
+                <w:i w:val="0"/>
+                <w:sz w:val="26"/>
+              </w:rPr>
+            </w:r>
+          </w:p>
+          <w:p>
+            <w:pPr>
+              <w:spacing w:line="276" w:lineRule="auto" w:after="40"/>
+              <w:jc w:val="center"/>
+            </w:pPr>
+            <w:r>
+              <w:rPr>
+                <w:rFonts w:ascii="Times New Roman" w:hAnsi="Times New Roman" w:eastAsia="Times New Roman"/>
+                <w:b w:val="0"/>
+                <w:i w:val="0"/>
+                <w:sz w:val="26"/>
+              </w:rPr>
             </w:r>
           </w:p>
         </w:tc>
         <w:tc>
           <w:tcPr>
-            <w:tcW w:type="dxa" w:w="3198"/>
+            <w:tcW w:type="dxa" w:w="3250"/>
+            <w:tcMar>
+              <w:top w:w="80" w:type="dxa"/>
+              <w:bottom w:w="80" w:type="dxa"/>
+              <w:left w:w="120" w:type="dxa"/>
+              <w:right w:w="120" w:type="dxa"/>
+            </w:tcMar>
           </w:tcPr>
           <w:p>
-            <w:r>
-              <w:br/>
-              <w:br/>
-              <w:br/>
+            <w:pPr>
+              <w:spacing w:line="276" w:lineRule="auto" w:after="40"/>
+              <w:jc w:val="center"/>
+            </w:pPr>
+            <w:r/>
+            <w:r>
+              <w:rPr>
+                <w:rFonts w:ascii="Times New Roman" w:hAnsi="Times New Roman" w:eastAsia="Times New Roman"/>
+                <w:b w:val="0"/>
+                <w:i w:val="0"/>
+                <w:sz w:val="26"/>
+              </w:rPr>
+            </w:r>
+          </w:p>
+          <w:p>
+            <w:pPr>
+              <w:spacing w:line="276" w:lineRule="auto" w:after="40"/>
+              <w:jc w:val="center"/>
+            </w:pPr>
+            <w:r>
+              <w:rPr>
+                <w:rFonts w:ascii="Times New Roman" w:hAnsi="Times New Roman" w:eastAsia="Times New Roman"/>
+                <w:b w:val="0"/>
+                <w:i w:val="0"/>
+                <w:sz w:val="26"/>
+              </w:rPr>
+            </w:r>
+          </w:p>
+          <w:p>
+            <w:pPr>
+              <w:spacing w:line="276" w:lineRule="auto" w:after="40"/>
+              <w:jc w:val="center"/>
+            </w:pPr>
+            <w:r>
+              <w:rPr>
+                <w:rFonts w:ascii="Times New Roman" w:hAnsi="Times New Roman" w:eastAsia="Times New Roman"/>
+                <w:b w:val="0"/>
+                <w:i w:val="0"/>
+                <w:sz w:val="26"/>
+              </w:rPr>
+            </w:r>
+          </w:p>
+          <w:p>
+            <w:pPr>
+              <w:spacing w:line="276" w:lineRule="auto" w:after="40"/>
+              <w:jc w:val="center"/>
+            </w:pPr>
+            <w:r>
+              <w:rPr>
+                <w:rFonts w:ascii="Times New Roman" w:hAnsi="Times New Roman" w:eastAsia="Times New Roman"/>
+                <w:b w:val="0"/>
+                <w:i w:val="0"/>
+                <w:sz w:val="26"/>
+              </w:rPr>
             </w:r>
           </w:p>
         </w:tc>
         <w:tc>
           <w:tcPr>
-            <w:tcW w:type="dxa" w:w="3198"/>
+            <w:tcW w:type="dxa" w:w="3250"/>
+            <w:tcMar>
+              <w:top w:w="80" w:type="dxa"/>
+              <w:bottom w:w="80" w:type="dxa"/>
+              <w:left w:w="120" w:type="dxa"/>
+              <w:right w:w="120" w:type="dxa"/>
+            </w:tcMar>
+            <w:tcMar>
+              <w:top w:w="80" w:type="dxa"/>
+              <w:bottom w:w="80" w:type="dxa"/>
+              <w:left w:w="120" w:type="dxa"/>
+              <w:right w:w="120" w:type="dxa"/>
+            </w:tcMar>
           </w:tcPr>
           <w:p>
             <w:pPr>
-              <w:spacing w:line="276" w:lineRule="auto" w:after="40" w:before="0"/>
+              <w:spacing w:line="276" w:lineRule="auto" w:after="40"/>
               <w:jc w:val="center"/>
             </w:pPr>
             <w:r/>
@@ -3196,7 +2638,7 @@
           </w:p>
           <w:p>
             <w:pPr>
-              <w:spacing w:line="276" w:lineRule="auto" w:after="40" w:before="0"/>
+              <w:spacing w:line="276" w:lineRule="auto" w:after="40"/>
               <w:jc w:val="center"/>
             </w:pPr>
             <w:r>
@@ -3210,7 +2652,7 @@
           </w:p>
           <w:p>
             <w:pPr>
-              <w:spacing w:line="276" w:lineRule="auto" w:after="40" w:before="0"/>
+              <w:spacing w:line="276" w:lineRule="auto" w:after="40"/>
               <w:jc w:val="center"/>
             </w:pPr>
             <w:r>
@@ -3224,7 +2666,7 @@
           </w:p>
           <w:p>
             <w:pPr>
-              <w:spacing w:line="276" w:lineRule="auto" w:after="40" w:before="0"/>
+              <w:spacing w:line="276" w:lineRule="auto" w:after="40"/>
               <w:jc w:val="center"/>
             </w:pPr>
             <w:r>
@@ -3248,7 +2690,7 @@
       <w:headerReference w:type="first" r:id="rId12"/>
       <w:footerReference w:type="first" r:id="rId13"/>
       <w:pgSz w:w="11910" w:h="16840"/>
-      <w:pgMar w:top="630" w:right="1137" w:bottom="280" w:left="1180" w:header="283" w:footer="0" w:gutter="0"/>
+      <w:pgMar w:top="720" w:right="720" w:bottom="720" w:left="1440" w:header="283" w:footer="0" w:gutter="0"/>
       <w:pgNumType w:start="1"/>
       <w:cols w:space="720"/>
     </w:sectPr>

--- a/KHBD_Tin_học/Lớp_8/Tuần_20/KHBD_Tin_hoc_Lớp_8_Tiet19_On_tap_va_luyen_tap.docx
+++ b/KHBD_Tin_học/Lớp_8/Tuần_20/KHBD_Tin_hoc_Lớp_8_Tiet19_On_tap_va_luyen_tap.docx
@@ -322,7 +322,7 @@
           <w:i w:val="0"/>
           <w:sz w:val="26"/>
         </w:rPr>
-        <w:t>- NLa (Sử dụng và quản lí các phương tiện ICT): Thao tác đúng quy trình các công cụ, phần mềm trong bài Ôn tập và luyện tập. (Đạt được thông qua Hoạt động 2)</w:t>
+        <w:t>- NLa (Sử dụng và quản lí các phương tiện ICT): Nhận diện đúng các bộ phận thiết bị, phần cứng và quản lý tệp/thư mục an toàn trong bài Ôn tập và luyện tập. (Đạt được thông qua Hoạt động 2)</w:t>
       </w:r>
     </w:p>
     <w:p>
@@ -338,7 +338,7 @@
           <w:i w:val="0"/>
           <w:sz w:val="26"/>
         </w:rPr>
-        <w:t>- NLc (Giải quyết vấn đề với sự hỗ trợ của ICT): Hoàn thành nhiệm vụ thực hành và xử lý tình huống thực tế. (Đạt được thông qua Hoạt động 3)</w:t>
+        <w:t>- NLd (Ứng dụng ICT trong học và tự học): Tự khám phá và sử dụng các tính năng cơ bản của hệ thống máy tính. (Đạt được thông qua Hoạt động 3)</w:t>
       </w:r>
     </w:p>
     <w:p>
